--- a/transcribed_interviews/colombia_alvaro_acevedo.docx
+++ b/transcribed_interviews/colombia_alvaro_acevedo.docx
@@ -596,7 +596,7 @@
           <w:lang w:eastAsia="ja-JP"/>
           <w14:ligatures w14:val="none"/>
         </w:rPr>
-        <w:t xml:space="preserve">[00:07 - 00:14] </w:t>
+        <w:t xml:space="preserve"/>
       </w:r>
       <w:r>
         <w:rPr>
@@ -680,7 +680,7 @@
           <w:lang w:eastAsia="ja-JP"/>
           <w14:ligatures w14:val="none"/>
         </w:rPr>
-        <w:t xml:space="preserve">[00:14 - 00:17] </w:t>
+        <w:t xml:space="preserve"/>
       </w:r>
       <w:r>
         <w:rPr>
@@ -764,7 +764,7 @@
           <w:lang w:eastAsia="ja-JP"/>
           <w14:ligatures w14:val="none"/>
         </w:rPr>
-        <w:t xml:space="preserve">[00:17 - 00:20] </w:t>
+        <w:t xml:space="preserve"/>
       </w:r>
       <w:r>
         <w:rPr>
@@ -846,7 +846,7 @@
           <w:lang w:eastAsia="ja-JP"/>
           <w14:ligatures w14:val="none"/>
         </w:rPr>
-        <w:t xml:space="preserve">[00:26 - 00:33] </w:t>
+        <w:t xml:space="preserve"/>
       </w:r>
       <w:r>
         <w:rPr>
@@ -884,7 +884,7 @@
           <w:lang w:eastAsia="ja-JP"/>
           <w14:ligatures w14:val="none"/>
         </w:rPr>
-        <w:t xml:space="preserve">[00:33 - 00:42] </w:t>
+        <w:t xml:space="preserve"/>
       </w:r>
       <w:r>
         <w:rPr>
@@ -922,7 +922,7 @@
           <w:lang w:eastAsia="ja-JP"/>
           <w14:ligatures w14:val="none"/>
         </w:rPr>
-        <w:t xml:space="preserve">[00:42 - 00:51] </w:t>
+        <w:t xml:space="preserve"/>
       </w:r>
       <w:r>
         <w:rPr>
@@ -961,7 +961,7 @@
           <w14:ligatures w14:val="none"/>
         </w:rPr>
         <w:lastRenderedPageBreak/>
-        <w:t xml:space="preserve">[00:52 - 01:03] </w:t>
+        <w:t xml:space="preserve"/>
       </w:r>
       <w:r>
         <w:rPr>
@@ -999,7 +999,7 @@
           <w:lang w:eastAsia="ja-JP"/>
           <w14:ligatures w14:val="none"/>
         </w:rPr>
-        <w:t xml:space="preserve">[01:04 - 01:12] </w:t>
+        <w:t xml:space="preserve"/>
       </w:r>
       <w:r>
         <w:rPr>
@@ -1037,7 +1037,7 @@
           <w:lang w:eastAsia="ja-JP"/>
           <w14:ligatures w14:val="none"/>
         </w:rPr>
-        <w:t xml:space="preserve">[01:12 - 01:20] </w:t>
+        <w:t xml:space="preserve"/>
       </w:r>
       <w:r>
         <w:rPr>
@@ -1075,7 +1075,7 @@
           <w:lang w:eastAsia="ja-JP"/>
           <w14:ligatures w14:val="none"/>
         </w:rPr>
-        <w:t xml:space="preserve">[01:20 - 01:33] </w:t>
+        <w:t xml:space="preserve"/>
       </w:r>
       <w:r>
         <w:rPr>
@@ -1113,7 +1113,7 @@
           <w:lang w:eastAsia="ja-JP"/>
           <w14:ligatures w14:val="none"/>
         </w:rPr>
-        <w:t xml:space="preserve">[01:34 - 01:41] </w:t>
+        <w:t xml:space="preserve"/>
       </w:r>
       <w:r>
         <w:rPr>
@@ -1151,7 +1151,7 @@
           <w:lang w:eastAsia="ja-JP"/>
           <w14:ligatures w14:val="none"/>
         </w:rPr>
-        <w:t xml:space="preserve">[01:41 - 01:52] </w:t>
+        <w:t xml:space="preserve"/>
       </w:r>
       <w:r>
         <w:rPr>
@@ -1189,7 +1189,7 @@
           <w:lang w:eastAsia="ja-JP"/>
           <w14:ligatures w14:val="none"/>
         </w:rPr>
-        <w:t xml:space="preserve">[01:52 - 02:04] </w:t>
+        <w:t xml:space="preserve"/>
       </w:r>
       <w:r>
         <w:rPr>
@@ -1227,7 +1227,7 @@
           <w:lang w:eastAsia="ja-JP"/>
           <w14:ligatures w14:val="none"/>
         </w:rPr>
-        <w:t xml:space="preserve">[02:04 - 02:11] </w:t>
+        <w:t xml:space="preserve"/>
       </w:r>
       <w:r>
         <w:rPr>
@@ -1265,7 +1265,7 @@
           <w:lang w:eastAsia="ja-JP"/>
           <w14:ligatures w14:val="none"/>
         </w:rPr>
-        <w:t xml:space="preserve">[02:11 - 02:18] </w:t>
+        <w:t xml:space="preserve"/>
       </w:r>
       <w:r>
         <w:rPr>
@@ -1303,7 +1303,7 @@
           <w:lang w:eastAsia="ja-JP"/>
           <w14:ligatures w14:val="none"/>
         </w:rPr>
-        <w:t xml:space="preserve">[02:18 - 02:28] </w:t>
+        <w:t xml:space="preserve"/>
       </w:r>
       <w:r>
         <w:rPr>
@@ -1341,7 +1341,7 @@
           <w:lang w:eastAsia="ja-JP"/>
           <w14:ligatures w14:val="none"/>
         </w:rPr>
-        <w:t xml:space="preserve">[02:28 - 02:40] </w:t>
+        <w:t xml:space="preserve"/>
       </w:r>
       <w:r>
         <w:rPr>
@@ -1379,7 +1379,7 @@
           <w:lang w:eastAsia="ja-JP"/>
           <w14:ligatures w14:val="none"/>
         </w:rPr>
-        <w:t xml:space="preserve">[02:40 - 02:50] </w:t>
+        <w:t xml:space="preserve"/>
       </w:r>
       <w:r>
         <w:rPr>
@@ -1417,7 +1417,7 @@
           <w:lang w:eastAsia="ja-JP"/>
           <w14:ligatures w14:val="none"/>
         </w:rPr>
-        <w:t xml:space="preserve">[02:50 - 03:01] </w:t>
+        <w:t xml:space="preserve"/>
       </w:r>
       <w:r>
         <w:rPr>
@@ -1456,7 +1456,7 @@
           <w14:ligatures w14:val="none"/>
         </w:rPr>
         <w:lastRenderedPageBreak/>
-        <w:t xml:space="preserve">[03:03 - 03:12] </w:t>
+        <w:t xml:space="preserve"/>
       </w:r>
       <w:r>
         <w:rPr>
@@ -1494,7 +1494,7 @@
           <w:lang w:eastAsia="ja-JP"/>
           <w14:ligatures w14:val="none"/>
         </w:rPr>
-        <w:t xml:space="preserve">[03:12 - 03:21] </w:t>
+        <w:t xml:space="preserve"/>
       </w:r>
       <w:r>
         <w:rPr>
@@ -1532,7 +1532,7 @@
           <w:lang w:eastAsia="ja-JP"/>
           <w14:ligatures w14:val="none"/>
         </w:rPr>
-        <w:t xml:space="preserve">[03:21 - 03:34] </w:t>
+        <w:t xml:space="preserve"/>
       </w:r>
       <w:r>
         <w:rPr>
@@ -1570,7 +1570,7 @@
           <w:lang w:eastAsia="ja-JP"/>
           <w14:ligatures w14:val="none"/>
         </w:rPr>
-        <w:t xml:space="preserve">[03:34 - 03:46] </w:t>
+        <w:t xml:space="preserve"/>
       </w:r>
       <w:r>
         <w:rPr>
@@ -1608,7 +1608,7 @@
           <w:lang w:eastAsia="ja-JP"/>
           <w14:ligatures w14:val="none"/>
         </w:rPr>
-        <w:t xml:space="preserve">[03:47 - 04:00] </w:t>
+        <w:t xml:space="preserve"/>
       </w:r>
       <w:r>
         <w:rPr>
@@ -1646,7 +1646,7 @@
           <w:lang w:eastAsia="ja-JP"/>
           <w14:ligatures w14:val="none"/>
         </w:rPr>
-        <w:t xml:space="preserve">[04:00 - 04:12] </w:t>
+        <w:t xml:space="preserve"/>
       </w:r>
       <w:r>
         <w:rPr>
@@ -1684,7 +1684,7 @@
           <w:lang w:eastAsia="ja-JP"/>
           <w14:ligatures w14:val="none"/>
         </w:rPr>
-        <w:t xml:space="preserve">[04:12 - 04:16] </w:t>
+        <w:t xml:space="preserve"/>
       </w:r>
       <w:r>
         <w:rPr>
@@ -1768,7 +1768,7 @@
           <w:lang w:eastAsia="ja-JP"/>
           <w14:ligatures w14:val="none"/>
         </w:rPr>
-        <w:t xml:space="preserve">[04:17 - 04:25] </w:t>
+        <w:t xml:space="preserve"/>
       </w:r>
       <w:r>
         <w:rPr>
@@ -1806,7 +1806,7 @@
           <w:lang w:eastAsia="ja-JP"/>
           <w14:ligatures w14:val="none"/>
         </w:rPr>
-        <w:t xml:space="preserve">[04:25 - 04:31] </w:t>
+        <w:t xml:space="preserve"/>
       </w:r>
       <w:r>
         <w:rPr>
@@ -1844,7 +1844,7 @@
           <w:lang w:eastAsia="ja-JP"/>
           <w14:ligatures w14:val="none"/>
         </w:rPr>
-        <w:t xml:space="preserve">[04:31 - 04:38] </w:t>
+        <w:t xml:space="preserve"/>
       </w:r>
       <w:r>
         <w:rPr>
@@ -1882,7 +1882,7 @@
           <w:lang w:eastAsia="ja-JP"/>
           <w14:ligatures w14:val="none"/>
         </w:rPr>
-        <w:t xml:space="preserve">[04:38 - 04:48] </w:t>
+        <w:t xml:space="preserve"/>
       </w:r>
       <w:r>
         <w:rPr>
@@ -1920,7 +1920,7 @@
           <w:lang w:eastAsia="ja-JP"/>
           <w14:ligatures w14:val="none"/>
         </w:rPr>
-        <w:t xml:space="preserve">[04:48 - 04:58] </w:t>
+        <w:t xml:space="preserve"/>
       </w:r>
       <w:r>
         <w:rPr>
@@ -1959,7 +1959,7 @@
           <w14:ligatures w14:val="none"/>
         </w:rPr>
         <w:lastRenderedPageBreak/>
-        <w:t xml:space="preserve">[04:58 - 05:09] </w:t>
+        <w:t xml:space="preserve"/>
       </w:r>
       <w:r>
         <w:rPr>
@@ -1997,7 +1997,7 @@
           <w:lang w:eastAsia="ja-JP"/>
           <w14:ligatures w14:val="none"/>
         </w:rPr>
-        <w:t>[05:11 - 05:13] que lograste estas comunidades indígenas?</w:t>
+        <w:t>que lograste estas comunidades indígenas?</w:t>
       </w:r>
     </w:p>
     <w:p>
@@ -2069,7 +2069,7 @@
           <w:lang w:eastAsia="ja-JP"/>
           <w14:ligatures w14:val="none"/>
         </w:rPr>
-        <w:t xml:space="preserve">[05:20 - 05:31] </w:t>
+        <w:t xml:space="preserve"/>
       </w:r>
       <w:r>
         <w:rPr>
@@ -2107,7 +2107,7 @@
           <w:lang w:eastAsia="ja-JP"/>
           <w14:ligatures w14:val="none"/>
         </w:rPr>
-        <w:t xml:space="preserve">[05:32 - 05:41] </w:t>
+        <w:t xml:space="preserve"/>
       </w:r>
       <w:r>
         <w:rPr>
@@ -2145,7 +2145,7 @@
           <w:lang w:eastAsia="ja-JP"/>
           <w14:ligatures w14:val="none"/>
         </w:rPr>
-        <w:t xml:space="preserve">[05:42 - 05:54] </w:t>
+        <w:t xml:space="preserve"/>
       </w:r>
       <w:r>
         <w:rPr>
@@ -2183,7 +2183,7 @@
           <w:lang w:eastAsia="ja-JP"/>
           <w14:ligatures w14:val="none"/>
         </w:rPr>
-        <w:t xml:space="preserve">[05:54 - 06:04] </w:t>
+        <w:t xml:space="preserve"/>
       </w:r>
       <w:r>
         <w:rPr>
@@ -2221,7 +2221,7 @@
           <w:lang w:eastAsia="ja-JP"/>
           <w14:ligatures w14:val="none"/>
         </w:rPr>
-        <w:t xml:space="preserve">[06:04 - 06:14] </w:t>
+        <w:t xml:space="preserve"/>
       </w:r>
       <w:r>
         <w:rPr>
@@ -2259,7 +2259,7 @@
           <w:lang w:eastAsia="ja-JP"/>
           <w14:ligatures w14:val="none"/>
         </w:rPr>
-        <w:t xml:space="preserve">[06:15 - 06:26] </w:t>
+        <w:t xml:space="preserve"/>
       </w:r>
       <w:r>
         <w:rPr>
@@ -2297,7 +2297,7 @@
           <w:lang w:eastAsia="ja-JP"/>
           <w14:ligatures w14:val="none"/>
         </w:rPr>
-        <w:t xml:space="preserve">[06:27 - 06:39] </w:t>
+        <w:t xml:space="preserve"/>
       </w:r>
       <w:r>
         <w:rPr>
@@ -2335,7 +2335,7 @@
           <w:lang w:eastAsia="ja-JP"/>
           <w14:ligatures w14:val="none"/>
         </w:rPr>
-        <w:t xml:space="preserve">[06:40 - 06:52] </w:t>
+        <w:t xml:space="preserve"/>
       </w:r>
       <w:r>
         <w:rPr>
@@ -2373,7 +2373,7 @@
           <w:lang w:eastAsia="ja-JP"/>
           <w14:ligatures w14:val="none"/>
         </w:rPr>
-        <w:t xml:space="preserve">[06:52 - 07:03] </w:t>
+        <w:t xml:space="preserve"/>
       </w:r>
       <w:r>
         <w:rPr>
@@ -2412,7 +2412,7 @@
           <w14:ligatures w14:val="none"/>
         </w:rPr>
         <w:lastRenderedPageBreak/>
-        <w:t xml:space="preserve">[07:04 - 07:15] </w:t>
+        <w:t xml:space="preserve"/>
       </w:r>
       <w:r>
         <w:rPr>
@@ -2450,7 +2450,7 @@
           <w:lang w:eastAsia="ja-JP"/>
           <w14:ligatures w14:val="none"/>
         </w:rPr>
-        <w:t xml:space="preserve">[07:15 - 07:25] </w:t>
+        <w:t xml:space="preserve"/>
       </w:r>
       <w:r>
         <w:rPr>
@@ -2488,7 +2488,7 @@
           <w:lang w:eastAsia="ja-JP"/>
           <w14:ligatures w14:val="none"/>
         </w:rPr>
-        <w:t xml:space="preserve">[07:25 - 07:35] </w:t>
+        <w:t xml:space="preserve"/>
       </w:r>
       <w:r>
         <w:rPr>
@@ -2526,7 +2526,7 @@
           <w:lang w:eastAsia="ja-JP"/>
           <w14:ligatures w14:val="none"/>
         </w:rPr>
-        <w:t xml:space="preserve">[07:35 - 07:39] </w:t>
+        <w:t xml:space="preserve"/>
       </w:r>
       <w:r>
         <w:rPr>
@@ -2610,7 +2610,7 @@
           <w:lang w:eastAsia="ja-JP"/>
           <w14:ligatures w14:val="none"/>
         </w:rPr>
-        <w:t xml:space="preserve">[07:40 - 07:52] </w:t>
+        <w:t xml:space="preserve"/>
       </w:r>
       <w:r>
         <w:rPr>
@@ -2692,7 +2692,7 @@
           <w:lang w:eastAsia="ja-JP"/>
           <w14:ligatures w14:val="none"/>
         </w:rPr>
-        <w:t xml:space="preserve">[07:54 - 08:00] </w:t>
+        <w:t xml:space="preserve"/>
       </w:r>
       <w:r>
         <w:rPr>
@@ -2774,7 +2774,7 @@
           <w:lang w:eastAsia="ja-JP"/>
           <w14:ligatures w14:val="none"/>
         </w:rPr>
-        <w:t xml:space="preserve">[08:00 - 08:12] </w:t>
+        <w:t xml:space="preserve"/>
       </w:r>
       <w:r>
         <w:rPr>
@@ -2812,7 +2812,7 @@
           <w:lang w:eastAsia="ja-JP"/>
           <w14:ligatures w14:val="none"/>
         </w:rPr>
-        <w:t xml:space="preserve">[08:12 - 08:22] </w:t>
+        <w:t xml:space="preserve"/>
       </w:r>
       <w:r>
         <w:rPr>
@@ -2850,7 +2850,7 @@
           <w:lang w:eastAsia="ja-JP"/>
           <w14:ligatures w14:val="none"/>
         </w:rPr>
-        <w:t xml:space="preserve">[08:22 - 08:27] </w:t>
+        <w:t xml:space="preserve"/>
       </w:r>
       <w:r>
         <w:rPr>
@@ -2932,7 +2932,7 @@
           <w:lang w:eastAsia="ja-JP"/>
           <w14:ligatures w14:val="none"/>
         </w:rPr>
-        <w:t xml:space="preserve">[08:30 - 08:42] </w:t>
+        <w:t xml:space="preserve"/>
       </w:r>
       <w:r>
         <w:rPr>
@@ -2971,7 +2971,7 @@
           <w14:ligatures w14:val="none"/>
         </w:rPr>
         <w:lastRenderedPageBreak/>
-        <w:t xml:space="preserve">[08:43 - 08:53] </w:t>
+        <w:t xml:space="preserve"/>
       </w:r>
       <w:r>
         <w:rPr>
@@ -3009,7 +3009,7 @@
           <w:lang w:eastAsia="ja-JP"/>
           <w14:ligatures w14:val="none"/>
         </w:rPr>
-        <w:t xml:space="preserve">[08:53 - 09:06] </w:t>
+        <w:t xml:space="preserve"/>
       </w:r>
       <w:r>
         <w:rPr>
@@ -3047,7 +3047,7 @@
           <w:lang w:eastAsia="ja-JP"/>
           <w14:ligatures w14:val="none"/>
         </w:rPr>
-        <w:t xml:space="preserve">[09:06 - 09:15] </w:t>
+        <w:t xml:space="preserve"/>
       </w:r>
       <w:r>
         <w:rPr>
@@ -3085,7 +3085,7 @@
           <w:lang w:eastAsia="ja-JP"/>
           <w14:ligatures w14:val="none"/>
         </w:rPr>
-        <w:t xml:space="preserve">[09:15 - 09:26] </w:t>
+        <w:t xml:space="preserve"/>
       </w:r>
       <w:r>
         <w:rPr>
@@ -3123,7 +3123,7 @@
           <w:lang w:eastAsia="ja-JP"/>
           <w14:ligatures w14:val="none"/>
         </w:rPr>
-        <w:t xml:space="preserve">[09:26 - 09:36] </w:t>
+        <w:t xml:space="preserve"/>
       </w:r>
       <w:r>
         <w:rPr>
@@ -3161,7 +3161,7 @@
           <w:lang w:eastAsia="ja-JP"/>
           <w14:ligatures w14:val="none"/>
         </w:rPr>
-        <w:t xml:space="preserve">[09:36 - 09:48] </w:t>
+        <w:t xml:space="preserve"/>
       </w:r>
       <w:r>
         <w:rPr>
@@ -3199,7 +3199,7 @@
           <w:lang w:eastAsia="ja-JP"/>
           <w14:ligatures w14:val="none"/>
         </w:rPr>
-        <w:t xml:space="preserve">[09:49 - 10:01] </w:t>
+        <w:t xml:space="preserve"/>
       </w:r>
       <w:r>
         <w:rPr>
@@ -3237,7 +3237,7 @@
           <w:lang w:eastAsia="ja-JP"/>
           <w14:ligatures w14:val="none"/>
         </w:rPr>
-        <w:t xml:space="preserve">[10:01 - 10:13] </w:t>
+        <w:t xml:space="preserve"/>
       </w:r>
       <w:r>
         <w:rPr>
@@ -3275,7 +3275,7 @@
           <w:lang w:eastAsia="ja-JP"/>
           <w14:ligatures w14:val="none"/>
         </w:rPr>
-        <w:t xml:space="preserve">[10:13 - 10:24] </w:t>
+        <w:t xml:space="preserve"/>
       </w:r>
       <w:r>
         <w:rPr>
@@ -3313,7 +3313,7 @@
           <w:lang w:eastAsia="ja-JP"/>
           <w14:ligatures w14:val="none"/>
         </w:rPr>
-        <w:t xml:space="preserve">[10:24 - 10:35] </w:t>
+        <w:t xml:space="preserve"/>
       </w:r>
       <w:r>
         <w:rPr>
@@ -3351,7 +3351,7 @@
           <w:lang w:eastAsia="ja-JP"/>
           <w14:ligatures w14:val="none"/>
         </w:rPr>
-        <w:t xml:space="preserve">[10:36 - 10:46] </w:t>
+        <w:t xml:space="preserve"/>
       </w:r>
       <w:r>
         <w:rPr>
@@ -3389,7 +3389,7 @@
           <w:lang w:eastAsia="ja-JP"/>
           <w14:ligatures w14:val="none"/>
         </w:rPr>
-        <w:t xml:space="preserve">[10:46 - 10:59] </w:t>
+        <w:t xml:space="preserve"/>
       </w:r>
       <w:r>
         <w:rPr>
@@ -3427,7 +3427,7 @@
           <w:lang w:eastAsia="ja-JP"/>
           <w14:ligatures w14:val="none"/>
         </w:rPr>
-        <w:t xml:space="preserve">[11:00 - 11:10] </w:t>
+        <w:t xml:space="preserve"/>
       </w:r>
       <w:r>
         <w:rPr>
@@ -3509,7 +3509,7 @@
           <w:lang w:eastAsia="ja-JP"/>
           <w14:ligatures w14:val="none"/>
         </w:rPr>
-        <w:t xml:space="preserve">[11:11 - 11:22] </w:t>
+        <w:t xml:space="preserve"/>
       </w:r>
       <w:r>
         <w:rPr>
@@ -3547,7 +3547,7 @@
           <w:lang w:eastAsia="ja-JP"/>
           <w14:ligatures w14:val="none"/>
         </w:rPr>
-        <w:t xml:space="preserve">[11:22 - 11:31] </w:t>
+        <w:t xml:space="preserve"/>
       </w:r>
       <w:r>
         <w:rPr>
@@ -3585,7 +3585,7 @@
           <w:lang w:eastAsia="ja-JP"/>
           <w14:ligatures w14:val="none"/>
         </w:rPr>
-        <w:t xml:space="preserve">[11:33 - 11:39] </w:t>
+        <w:t xml:space="preserve"/>
       </w:r>
       <w:r>
         <w:rPr>
@@ -3667,7 +3667,7 @@
           <w:lang w:eastAsia="ja-JP"/>
           <w14:ligatures w14:val="none"/>
         </w:rPr>
-        <w:t xml:space="preserve">[11:42 - 11:54] </w:t>
+        <w:t xml:space="preserve"/>
       </w:r>
       <w:r>
         <w:rPr>
@@ -3705,7 +3705,7 @@
           <w:lang w:eastAsia="ja-JP"/>
           <w14:ligatures w14:val="none"/>
         </w:rPr>
-        <w:t xml:space="preserve">[11:54 - 12:06] </w:t>
+        <w:t xml:space="preserve"/>
       </w:r>
       <w:r>
         <w:rPr>
@@ -3743,7 +3743,7 @@
           <w:lang w:eastAsia="ja-JP"/>
           <w14:ligatures w14:val="none"/>
         </w:rPr>
-        <w:t xml:space="preserve">[12:06 - 12:16] </w:t>
+        <w:t xml:space="preserve"/>
       </w:r>
       <w:r>
         <w:rPr>
@@ -3781,7 +3781,7 @@
           <w:lang w:eastAsia="ja-JP"/>
           <w14:ligatures w14:val="none"/>
         </w:rPr>
-        <w:t xml:space="preserve">[12:16 - 12:28] </w:t>
+        <w:t xml:space="preserve"/>
       </w:r>
       <w:r>
         <w:rPr>
@@ -3819,7 +3819,7 @@
           <w:lang w:eastAsia="ja-JP"/>
           <w14:ligatures w14:val="none"/>
         </w:rPr>
-        <w:t xml:space="preserve">[12:30 - 12:41] </w:t>
+        <w:t xml:space="preserve"/>
       </w:r>
       <w:r>
         <w:rPr>
@@ -3857,7 +3857,7 @@
           <w:lang w:eastAsia="ja-JP"/>
           <w14:ligatures w14:val="none"/>
         </w:rPr>
-        <w:t xml:space="preserve">[12:41 - 12:54] </w:t>
+        <w:t xml:space="preserve"/>
       </w:r>
       <w:r>
         <w:rPr>
@@ -3895,7 +3895,7 @@
           <w:lang w:eastAsia="ja-JP"/>
           <w14:ligatures w14:val="none"/>
         </w:rPr>
-        <w:t xml:space="preserve">[12:54 - 13:06] </w:t>
+        <w:t xml:space="preserve"/>
       </w:r>
       <w:r>
         <w:rPr>
@@ -3933,7 +3933,7 @@
           <w:lang w:eastAsia="ja-JP"/>
           <w14:ligatures w14:val="none"/>
         </w:rPr>
-        <w:t xml:space="preserve">[13:06 - 13:16] </w:t>
+        <w:t xml:space="preserve"/>
       </w:r>
       <w:r>
         <w:rPr>
@@ -3972,7 +3972,7 @@
           <w14:ligatures w14:val="none"/>
         </w:rPr>
         <w:lastRenderedPageBreak/>
-        <w:t xml:space="preserve">[13:16 - 13:29] </w:t>
+        <w:t xml:space="preserve"/>
       </w:r>
       <w:r>
         <w:rPr>
@@ -4010,7 +4010,7 @@
           <w:lang w:eastAsia="ja-JP"/>
           <w14:ligatures w14:val="none"/>
         </w:rPr>
-        <w:t xml:space="preserve">[13:29 - 13:39] </w:t>
+        <w:t xml:space="preserve"/>
       </w:r>
       <w:r>
         <w:rPr>
@@ -4048,7 +4048,7 @@
           <w:lang w:eastAsia="ja-JP"/>
           <w14:ligatures w14:val="none"/>
         </w:rPr>
-        <w:t xml:space="preserve">[13:40 - 13:48] </w:t>
+        <w:t xml:space="preserve"/>
       </w:r>
       <w:r>
         <w:rPr>
@@ -4130,7 +4130,7 @@
           <w:lang w:eastAsia="ja-JP"/>
           <w14:ligatures w14:val="none"/>
         </w:rPr>
-        <w:t xml:space="preserve">[13:48 - 13:49] </w:t>
+        <w:t xml:space="preserve"/>
       </w:r>
       <w:r>
         <w:rPr>
@@ -4214,7 +4214,7 @@
           <w:lang w:eastAsia="ja-JP"/>
           <w14:ligatures w14:val="none"/>
         </w:rPr>
-        <w:t xml:space="preserve">[13:50 - 13:57] </w:t>
+        <w:t xml:space="preserve"/>
       </w:r>
       <w:r>
         <w:rPr>
@@ -4252,7 +4252,7 @@
           <w:lang w:eastAsia="ja-JP"/>
           <w14:ligatures w14:val="none"/>
         </w:rPr>
-        <w:t xml:space="preserve">[13:59 - 14:12] </w:t>
+        <w:t xml:space="preserve"/>
       </w:r>
       <w:r>
         <w:rPr>
@@ -4290,7 +4290,7 @@
           <w:lang w:eastAsia="ja-JP"/>
           <w14:ligatures w14:val="none"/>
         </w:rPr>
-        <w:t xml:space="preserve">[14:13 - 14:24] </w:t>
+        <w:t xml:space="preserve"/>
       </w:r>
       <w:r>
         <w:rPr>
@@ -4328,7 +4328,7 @@
           <w:lang w:eastAsia="ja-JP"/>
           <w14:ligatures w14:val="none"/>
         </w:rPr>
-        <w:t xml:space="preserve">[14:24 - 14:33] </w:t>
+        <w:t xml:space="preserve"/>
       </w:r>
       <w:r>
         <w:rPr>
@@ -4366,7 +4366,7 @@
           <w:lang w:eastAsia="ja-JP"/>
           <w14:ligatures w14:val="none"/>
         </w:rPr>
-        <w:t xml:space="preserve">[14:33 - 14:39] </w:t>
+        <w:t xml:space="preserve"/>
       </w:r>
       <w:r>
         <w:rPr>
@@ -4404,7 +4404,7 @@
           <w:lang w:eastAsia="ja-JP"/>
           <w14:ligatures w14:val="none"/>
         </w:rPr>
-        <w:t xml:space="preserve">[14:39 - 14:46] </w:t>
+        <w:t xml:space="preserve"/>
       </w:r>
       <w:r>
         <w:rPr>
@@ -4442,7 +4442,7 @@
           <w:lang w:eastAsia="ja-JP"/>
           <w14:ligatures w14:val="none"/>
         </w:rPr>
-        <w:t xml:space="preserve">[14:47 - 14:58] </w:t>
+        <w:t xml:space="preserve"/>
       </w:r>
       <w:r>
         <w:rPr>
@@ -4480,7 +4480,7 @@
           <w:lang w:eastAsia="ja-JP"/>
           <w14:ligatures w14:val="none"/>
         </w:rPr>
-        <w:t xml:space="preserve">[14:58 - 15:05] </w:t>
+        <w:t xml:space="preserve"/>
       </w:r>
       <w:r>
         <w:rPr>
@@ -4519,7 +4519,7 @@
           <w14:ligatures w14:val="none"/>
         </w:rPr>
         <w:lastRenderedPageBreak/>
-        <w:t xml:space="preserve">[15:06 - 15:14] </w:t>
+        <w:t xml:space="preserve"/>
       </w:r>
       <w:r>
         <w:rPr>
@@ -4557,7 +4557,7 @@
           <w:lang w:eastAsia="ja-JP"/>
           <w14:ligatures w14:val="none"/>
         </w:rPr>
-        <w:t xml:space="preserve">[15:14 - 15:26] </w:t>
+        <w:t xml:space="preserve"/>
       </w:r>
       <w:r>
         <w:rPr>
@@ -4641,7 +4641,7 @@
           <w:lang w:eastAsia="ja-JP"/>
           <w14:ligatures w14:val="none"/>
         </w:rPr>
-        <w:t xml:space="preserve">[15:26 - 15:38] </w:t>
+        <w:t xml:space="preserve"/>
       </w:r>
       <w:r>
         <w:rPr>
@@ -4679,7 +4679,7 @@
           <w:lang w:eastAsia="ja-JP"/>
           <w14:ligatures w14:val="none"/>
         </w:rPr>
-        <w:t xml:space="preserve">[15:39 - 15:50] </w:t>
+        <w:t xml:space="preserve"/>
       </w:r>
       <w:r>
         <w:rPr>
@@ -4717,7 +4717,7 @@
           <w:lang w:eastAsia="ja-JP"/>
           <w14:ligatures w14:val="none"/>
         </w:rPr>
-        <w:t xml:space="preserve">[15:50 - 16:02] </w:t>
+        <w:t xml:space="preserve"/>
       </w:r>
       <w:r>
         <w:rPr>
@@ -4755,7 +4755,7 @@
           <w:lang w:eastAsia="ja-JP"/>
           <w14:ligatures w14:val="none"/>
         </w:rPr>
-        <w:t xml:space="preserve">[16:02 - 16:15] </w:t>
+        <w:t xml:space="preserve"/>
       </w:r>
       <w:r>
         <w:rPr>
@@ -4793,7 +4793,7 @@
           <w:lang w:eastAsia="ja-JP"/>
           <w14:ligatures w14:val="none"/>
         </w:rPr>
-        <w:t xml:space="preserve">[16:15 - 16:22] </w:t>
+        <w:t xml:space="preserve"/>
       </w:r>
       <w:r>
         <w:rPr>
@@ -4831,7 +4831,7 @@
           <w:lang w:eastAsia="ja-JP"/>
           <w14:ligatures w14:val="none"/>
         </w:rPr>
-        <w:t xml:space="preserve">[16:23 - 16:28] </w:t>
+        <w:t xml:space="preserve"/>
       </w:r>
       <w:r>
         <w:rPr>
@@ -4915,7 +4915,7 @@
           <w:lang w:eastAsia="ja-JP"/>
           <w14:ligatures w14:val="none"/>
         </w:rPr>
-        <w:t xml:space="preserve">[16:32 - 16:41] </w:t>
+        <w:t xml:space="preserve"/>
       </w:r>
       <w:r>
         <w:rPr>
@@ -4953,7 +4953,7 @@
           <w:lang w:eastAsia="ja-JP"/>
           <w14:ligatures w14:val="none"/>
         </w:rPr>
-        <w:t xml:space="preserve">[16:41 - 16:54] </w:t>
+        <w:t xml:space="preserve"/>
       </w:r>
       <w:r>
         <w:rPr>
@@ -4991,7 +4991,7 @@
           <w:lang w:eastAsia="ja-JP"/>
           <w14:ligatures w14:val="none"/>
         </w:rPr>
-        <w:t xml:space="preserve">[16:55 - 17:04] </w:t>
+        <w:t xml:space="preserve"/>
       </w:r>
       <w:r>
         <w:rPr>
@@ -5074,7 +5074,7 @@
           <w14:ligatures w14:val="none"/>
         </w:rPr>
         <w:lastRenderedPageBreak/>
-        <w:t xml:space="preserve">[17:05 - 17:06] </w:t>
+        <w:t xml:space="preserve"/>
       </w:r>
       <w:r>
         <w:rPr>
@@ -5156,7 +5156,7 @@
           <w:lang w:eastAsia="ja-JP"/>
           <w14:ligatures w14:val="none"/>
         </w:rPr>
-        <w:t xml:space="preserve">[17:06 - 17:07] </w:t>
+        <w:t xml:space="preserve"/>
       </w:r>
       <w:r>
         <w:rPr>
@@ -5240,7 +5240,7 @@
           <w:lang w:eastAsia="ja-JP"/>
           <w14:ligatures w14:val="none"/>
         </w:rPr>
-        <w:t xml:space="preserve">[17:08 - 17:09] </w:t>
+        <w:t xml:space="preserve"/>
       </w:r>
       <w:r>
         <w:rPr>
@@ -5322,7 +5322,7 @@
           <w:lang w:eastAsia="ja-JP"/>
           <w14:ligatures w14:val="none"/>
         </w:rPr>
-        <w:t xml:space="preserve">[17:10 - 17:11] </w:t>
+        <w:t xml:space="preserve"/>
       </w:r>
       <w:r>
         <w:rPr>
@@ -5406,7 +5406,7 @@
           <w:lang w:eastAsia="ja-JP"/>
           <w14:ligatures w14:val="none"/>
         </w:rPr>
-        <w:t xml:space="preserve">[17:11 - 17:11] </w:t>
+        <w:t xml:space="preserve"/>
       </w:r>
       <w:r>
         <w:rPr>
@@ -5488,7 +5488,7 @@
           <w:lang w:eastAsia="ja-JP"/>
           <w14:ligatures w14:val="none"/>
         </w:rPr>
-        <w:t xml:space="preserve">[17:12 - 17:12] </w:t>
+        <w:t xml:space="preserve"/>
       </w:r>
       <w:r>
         <w:rPr>
@@ -5570,7 +5570,7 @@
           <w:lang w:eastAsia="ja-JP"/>
           <w14:ligatures w14:val="none"/>
         </w:rPr>
-        <w:t xml:space="preserve">[17:13 - 17:15] </w:t>
+        <w:t xml:space="preserve"/>
       </w:r>
       <w:r>
         <w:rPr>
@@ -5652,7 +5652,7 @@
           <w:lang w:eastAsia="ja-JP"/>
           <w14:ligatures w14:val="none"/>
         </w:rPr>
-        <w:t xml:space="preserve">[17:16 - 17:19] </w:t>
+        <w:t xml:space="preserve"/>
       </w:r>
       <w:r>
         <w:rPr>
@@ -5734,7 +5734,7 @@
           <w:lang w:eastAsia="ja-JP"/>
           <w14:ligatures w14:val="none"/>
         </w:rPr>
-        <w:t xml:space="preserve">[17:20 - 17:21] </w:t>
+        <w:t xml:space="preserve"/>
       </w:r>
       <w:r>
         <w:rPr>
@@ -5819,7 +5819,7 @@
           <w14:ligatures w14:val="none"/>
         </w:rPr>
         <w:lastRenderedPageBreak/>
-        <w:t xml:space="preserve">[17:21 - 17:26] </w:t>
+        <w:t xml:space="preserve"/>
       </w:r>
       <w:r>
         <w:rPr>
@@ -5857,7 +5857,7 @@
           <w:lang w:eastAsia="ja-JP"/>
           <w14:ligatures w14:val="none"/>
         </w:rPr>
-        <w:t xml:space="preserve">[17:26 - 17:36] </w:t>
+        <w:t xml:space="preserve"/>
       </w:r>
       <w:r>
         <w:rPr>
@@ -5939,7 +5939,7 @@
           <w:lang w:eastAsia="ja-JP"/>
           <w14:ligatures w14:val="none"/>
         </w:rPr>
-        <w:t xml:space="preserve">[17:36 - 17:37] </w:t>
+        <w:t xml:space="preserve"/>
       </w:r>
       <w:r>
         <w:rPr>
@@ -6021,7 +6021,7 @@
           <w:lang w:eastAsia="ja-JP"/>
           <w14:ligatures w14:val="none"/>
         </w:rPr>
-        <w:t xml:space="preserve">[17:41 - 17:47] </w:t>
+        <w:t xml:space="preserve"/>
       </w:r>
       <w:r>
         <w:rPr>
@@ -6059,19 +6059,19 @@
           <w:lang w:eastAsia="ja-JP"/>
           <w14:ligatures w14:val="none"/>
         </w:rPr>
-        <w:t>[17</w:t>
-      </w:r>
-      <w:r>
-        <w:rPr>
-          <w:rFonts w:ascii="Aptos" w:eastAsia="Aptos" w:hAnsi="Aptos" w:cs="Aptos"/>
-          <w:color w:val="0070C0"/>
-          <w:kern w:val="0"/>
-          <w:sz w:val="24"/>
-          <w:szCs w:val="24"/>
-          <w:lang w:eastAsia="ja-JP"/>
-          <w14:ligatures w14:val="none"/>
-        </w:rPr>
-        <w:t xml:space="preserve">:48 - 17:58] </w:t>
+        <w:t/>
+      </w:r>
+      <w:r>
+        <w:rPr>
+          <w:rFonts w:ascii="Aptos" w:eastAsia="Aptos" w:hAnsi="Aptos" w:cs="Aptos"/>
+          <w:color w:val="0070C0"/>
+          <w:kern w:val="0"/>
+          <w:sz w:val="24"/>
+          <w:szCs w:val="24"/>
+          <w:lang w:eastAsia="ja-JP"/>
+          <w14:ligatures w14:val="none"/>
+        </w:rPr>
+        <w:t xml:space="preserve"/>
       </w:r>
       <w:r>
         <w:rPr>
@@ -6109,7 +6109,7 @@
           <w:lang w:eastAsia="ja-JP"/>
           <w14:ligatures w14:val="none"/>
         </w:rPr>
-        <w:t xml:space="preserve">[17:58 - 18:06] </w:t>
+        <w:t xml:space="preserve"/>
       </w:r>
       <w:r>
         <w:rPr>
@@ -6147,7 +6147,7 @@
           <w:lang w:eastAsia="ja-JP"/>
           <w14:ligatures w14:val="none"/>
         </w:rPr>
-        <w:t xml:space="preserve">[18:06 - 18:13] </w:t>
+        <w:t xml:space="preserve"/>
       </w:r>
       <w:r>
         <w:rPr>
@@ -6185,7 +6185,7 @@
           <w:lang w:eastAsia="ja-JP"/>
           <w14:ligatures w14:val="none"/>
         </w:rPr>
-        <w:t xml:space="preserve">[18:13 - 18:24] </w:t>
+        <w:t xml:space="preserve"/>
       </w:r>
       <w:r>
         <w:rPr>
@@ -6223,7 +6223,7 @@
           <w:lang w:eastAsia="ja-JP"/>
           <w14:ligatures w14:val="none"/>
         </w:rPr>
-        <w:t xml:space="preserve">[18:26 - 18:36] </w:t>
+        <w:t xml:space="preserve"/>
       </w:r>
       <w:r>
         <w:rPr>
@@ -6261,7 +6261,7 @@
           <w:lang w:eastAsia="ja-JP"/>
           <w14:ligatures w14:val="none"/>
         </w:rPr>
-        <w:t xml:space="preserve">[18:36 - 18:47] </w:t>
+        <w:t xml:space="preserve"/>
       </w:r>
       <w:r>
         <w:rPr>
@@ -6299,7 +6299,7 @@
           <w:lang w:eastAsia="ja-JP"/>
           <w14:ligatures w14:val="none"/>
         </w:rPr>
-        <w:t xml:space="preserve">[18:47 - 18:51] </w:t>
+        <w:t xml:space="preserve"/>
       </w:r>
       <w:r>
         <w:rPr>
@@ -6337,7 +6337,7 @@
           <w:lang w:eastAsia="ja-JP"/>
           <w14:ligatures w14:val="none"/>
         </w:rPr>
-        <w:t xml:space="preserve">[18:51 - 19:02] </w:t>
+        <w:t xml:space="preserve"/>
       </w:r>
       <w:r>
         <w:rPr>
@@ -6375,7 +6375,7 @@
           <w:lang w:eastAsia="ja-JP"/>
           <w14:ligatures w14:val="none"/>
         </w:rPr>
-        <w:t xml:space="preserve">[19:03 - 19:14] </w:t>
+        <w:t xml:space="preserve"/>
       </w:r>
       <w:r>
         <w:rPr>
@@ -6413,7 +6413,7 @@
           <w:lang w:eastAsia="ja-JP"/>
           <w14:ligatures w14:val="none"/>
         </w:rPr>
-        <w:t xml:space="preserve">[19:14 - 19:23] </w:t>
+        <w:t xml:space="preserve"/>
       </w:r>
       <w:r>
         <w:rPr>
@@ -6452,7 +6452,7 @@
           <w14:ligatures w14:val="none"/>
         </w:rPr>
         <w:lastRenderedPageBreak/>
-        <w:t xml:space="preserve">[19:23 - 19:33] </w:t>
+        <w:t xml:space="preserve"/>
       </w:r>
       <w:r>
         <w:rPr>
@@ -6490,7 +6490,7 @@
           <w:lang w:eastAsia="ja-JP"/>
           <w14:ligatures w14:val="none"/>
         </w:rPr>
-        <w:t xml:space="preserve">[19:33 - 19:43] </w:t>
+        <w:t xml:space="preserve"/>
       </w:r>
       <w:r>
         <w:rPr>
@@ -6528,7 +6528,7 @@
           <w:lang w:eastAsia="ja-JP"/>
           <w14:ligatures w14:val="none"/>
         </w:rPr>
-        <w:t xml:space="preserve">[19:43 - 19:51] </w:t>
+        <w:t xml:space="preserve"/>
       </w:r>
       <w:r>
         <w:rPr>
@@ -6566,7 +6566,7 @@
           <w:lang w:eastAsia="ja-JP"/>
           <w14:ligatures w14:val="none"/>
         </w:rPr>
-        <w:t xml:space="preserve">[19:51 - 20:03] </w:t>
+        <w:t xml:space="preserve"/>
       </w:r>
       <w:r>
         <w:rPr>
@@ -6604,7 +6604,7 @@
           <w:lang w:eastAsia="ja-JP"/>
           <w14:ligatures w14:val="none"/>
         </w:rPr>
-        <w:t xml:space="preserve">[20:04 - 20:15] </w:t>
+        <w:t xml:space="preserve"/>
       </w:r>
       <w:r>
         <w:rPr>
@@ -6642,7 +6642,7 @@
           <w:lang w:eastAsia="ja-JP"/>
           <w14:ligatures w14:val="none"/>
         </w:rPr>
-        <w:t xml:space="preserve">[20:15 - 20:25] </w:t>
+        <w:t xml:space="preserve"/>
       </w:r>
       <w:r>
         <w:rPr>
@@ -6680,45 +6680,45 @@
           <w:lang w:eastAsia="ja-JP"/>
           <w14:ligatures w14:val="none"/>
         </w:rPr>
-        <w:t>[20:25 - 20:35</w:t>
-      </w:r>
-      <w:r>
-        <w:rPr>
-          <w:rFonts w:ascii="Aptos" w:eastAsia="Aptos" w:hAnsi="Aptos" w:cs="Aptos"/>
-          <w:color w:val="000000" w:themeColor="text1"/>
-          <w:kern w:val="0"/>
-          <w:sz w:val="24"/>
-          <w:szCs w:val="24"/>
-          <w:lang w:eastAsia="ja-JP"/>
-          <w14:ligatures w14:val="none"/>
-        </w:rPr>
-        <w:t>] Una de ellas es una organización de origen holandés que se llama Pórticus. Pórticus en este momento... Apoya un proyecto que tenemos con la RENAV.</w:t>
-      </w:r>
-    </w:p>
-    <w:p>
-      <w:pPr>
-        <w:jc w:val="both"/>
-        <w:rPr>
-          <w:rFonts w:ascii="Aptos" w:eastAsia="Aptos" w:hAnsi="Aptos" w:cs="Aptos"/>
-          <w:color w:val="000000" w:themeColor="text1"/>
-          <w:kern w:val="0"/>
-          <w:sz w:val="24"/>
-          <w:szCs w:val="24"/>
-          <w:lang w:eastAsia="ja-JP"/>
-          <w14:ligatures w14:val="none"/>
-        </w:rPr>
-      </w:pPr>
-      <w:r>
-        <w:rPr>
-          <w:rFonts w:ascii="Aptos" w:eastAsia="Aptos" w:hAnsi="Aptos" w:cs="Aptos"/>
-          <w:color w:val="0070C0"/>
-          <w:kern w:val="0"/>
-          <w:sz w:val="24"/>
-          <w:szCs w:val="24"/>
-          <w:lang w:eastAsia="ja-JP"/>
-          <w14:ligatures w14:val="none"/>
-        </w:rPr>
-        <w:t xml:space="preserve">[20:35 - 20:47] </w:t>
+        <w:t/>
+      </w:r>
+      <w:r>
+        <w:rPr>
+          <w:rFonts w:ascii="Aptos" w:eastAsia="Aptos" w:hAnsi="Aptos" w:cs="Aptos"/>
+          <w:color w:val="000000" w:themeColor="text1"/>
+          <w:kern w:val="0"/>
+          <w:sz w:val="24"/>
+          <w:szCs w:val="24"/>
+          <w:lang w:eastAsia="ja-JP"/>
+          <w14:ligatures w14:val="none"/>
+        </w:rPr>
+        <w:t>Una de ellas es una organización de origen holandés que se llama Pórticus. Pórticus en este momento... Apoya un proyecto que tenemos con la RENAV.</w:t>
+      </w:r>
+    </w:p>
+    <w:p>
+      <w:pPr>
+        <w:jc w:val="both"/>
+        <w:rPr>
+          <w:rFonts w:ascii="Aptos" w:eastAsia="Aptos" w:hAnsi="Aptos" w:cs="Aptos"/>
+          <w:color w:val="000000" w:themeColor="text1"/>
+          <w:kern w:val="0"/>
+          <w:sz w:val="24"/>
+          <w:szCs w:val="24"/>
+          <w:lang w:eastAsia="ja-JP"/>
+          <w14:ligatures w14:val="none"/>
+        </w:rPr>
+      </w:pPr>
+      <w:r>
+        <w:rPr>
+          <w:rFonts w:ascii="Aptos" w:eastAsia="Aptos" w:hAnsi="Aptos" w:cs="Aptos"/>
+          <w:color w:val="0070C0"/>
+          <w:kern w:val="0"/>
+          <w:sz w:val="24"/>
+          <w:szCs w:val="24"/>
+          <w:lang w:eastAsia="ja-JP"/>
+          <w14:ligatures w14:val="none"/>
+        </w:rPr>
+        <w:t xml:space="preserve"/>
       </w:r>
       <w:r>
         <w:rPr>
@@ -6756,7 +6756,7 @@
           <w:lang w:eastAsia="ja-JP"/>
           <w14:ligatures w14:val="none"/>
         </w:rPr>
-        <w:t xml:space="preserve">[20:48 - 20:57] </w:t>
+        <w:t xml:space="preserve"/>
       </w:r>
       <w:r>
         <w:rPr>
@@ -6794,7 +6794,7 @@
           <w:lang w:eastAsia="ja-JP"/>
           <w14:ligatures w14:val="none"/>
         </w:rPr>
-        <w:t xml:space="preserve">[20:58 - 21:08] </w:t>
+        <w:t xml:space="preserve"/>
       </w:r>
       <w:r>
         <w:rPr>
@@ -6876,7 +6876,7 @@
           <w:lang w:eastAsia="ja-JP"/>
           <w14:ligatures w14:val="none"/>
         </w:rPr>
-        <w:t xml:space="preserve">[21:10 - 21:12] </w:t>
+        <w:t xml:space="preserve"/>
       </w:r>
       <w:r>
         <w:rPr>
@@ -6958,7 +6958,7 @@
           <w:lang w:val="en-US" w:eastAsia="ja-JP"/>
           <w14:ligatures w14:val="none"/>
         </w:rPr>
-        <w:t xml:space="preserve">[21:12 - 21:18] </w:t>
+        <w:t xml:space="preserve"/>
       </w:r>
       <w:r>
         <w:rPr>
@@ -7053,7 +7053,7 @@
           <w:lang w:eastAsia="ja-JP"/>
           <w14:ligatures w14:val="none"/>
         </w:rPr>
-        <w:t xml:space="preserve">[21:18 - 21:24] </w:t>
+        <w:t xml:space="preserve"/>
       </w:r>
       <w:r>
         <w:rPr>
@@ -7135,7 +7135,7 @@
           <w:lang w:eastAsia="ja-JP"/>
           <w14:ligatures w14:val="none"/>
         </w:rPr>
-        <w:t xml:space="preserve">[21:26 - 21:28] </w:t>
+        <w:t xml:space="preserve"/>
       </w:r>
       <w:r>
         <w:rPr>
@@ -7217,7 +7217,7 @@
           <w:lang w:val="en-US" w:eastAsia="ja-JP"/>
           <w14:ligatures w14:val="none"/>
         </w:rPr>
-        <w:t xml:space="preserve">[21:29 - 21:32] </w:t>
+        <w:t xml:space="preserve"/>
       </w:r>
       <w:r>
         <w:rPr>
@@ -7267,7 +7267,7 @@
           <w:lang w:eastAsia="ja-JP"/>
           <w14:ligatures w14:val="none"/>
         </w:rPr>
-        <w:t xml:space="preserve">[21:32 - 21:42] </w:t>
+        <w:t xml:space="preserve"/>
       </w:r>
       <w:r>
         <w:rPr>
@@ -7349,7 +7349,7 @@
           <w:lang w:eastAsia="ja-JP"/>
           <w14:ligatures w14:val="none"/>
         </w:rPr>
-        <w:t xml:space="preserve">[21:43 - 21:47] </w:t>
+        <w:t xml:space="preserve"/>
       </w:r>
       <w:r>
         <w:rPr>
@@ -7431,7 +7431,7 @@
           <w:lang w:eastAsia="ja-JP"/>
           <w14:ligatures w14:val="none"/>
         </w:rPr>
-        <w:t xml:space="preserve">[21:48 - 21:58] </w:t>
+        <w:t xml:space="preserve"/>
       </w:r>
       <w:r>
         <w:rPr>
@@ -7513,7 +7513,7 @@
           <w:lang w:eastAsia="ja-JP"/>
           <w14:ligatures w14:val="none"/>
         </w:rPr>
-        <w:t xml:space="preserve">[21:58 - 21:59] </w:t>
+        <w:t xml:space="preserve"/>
       </w:r>
       <w:r>
         <w:rPr>
@@ -7551,7 +7551,7 @@
           <w:lang w:eastAsia="ja-JP"/>
           <w14:ligatures w14:val="none"/>
         </w:rPr>
-        <w:t xml:space="preserve">[21:59 - 22:11] </w:t>
+        <w:t xml:space="preserve"/>
       </w:r>
       <w:r>
         <w:rPr>
@@ -7633,7 +7633,7 @@
           <w:lang w:eastAsia="ja-JP"/>
           <w14:ligatures w14:val="none"/>
         </w:rPr>
-        <w:t xml:space="preserve">[22:11 - 22:13] </w:t>
+        <w:t xml:space="preserve"/>
       </w:r>
       <w:r>
         <w:rPr>
@@ -7716,7 +7716,7 @@
           <w14:ligatures w14:val="none"/>
         </w:rPr>
         <w:lastRenderedPageBreak/>
-        <w:t xml:space="preserve">[22:14 - 22:25] </w:t>
+        <w:t xml:space="preserve"/>
       </w:r>
       <w:r>
         <w:rPr>
@@ -7754,7 +7754,7 @@
           <w:lang w:eastAsia="ja-JP"/>
           <w14:ligatures w14:val="none"/>
         </w:rPr>
-        <w:t xml:space="preserve">[22:25 - 22:38] </w:t>
+        <w:t xml:space="preserve"/>
       </w:r>
       <w:r>
         <w:rPr>
@@ -7792,7 +7792,7 @@
           <w:lang w:eastAsia="ja-JP"/>
           <w14:ligatures w14:val="none"/>
         </w:rPr>
-        <w:t xml:space="preserve">[22:38 - 22:51] </w:t>
+        <w:t xml:space="preserve"/>
       </w:r>
       <w:r>
         <w:rPr>
@@ -7830,7 +7830,7 @@
           <w:lang w:eastAsia="ja-JP"/>
           <w14:ligatures w14:val="none"/>
         </w:rPr>
-        <w:t xml:space="preserve">[22:51 - 23:01] </w:t>
+        <w:t xml:space="preserve"/>
       </w:r>
       <w:r>
         <w:rPr>
@@ -7868,7 +7868,7 @@
           <w:lang w:eastAsia="ja-JP"/>
           <w14:ligatures w14:val="none"/>
         </w:rPr>
-        <w:t xml:space="preserve">[23:01 - 23:10] </w:t>
+        <w:t xml:space="preserve"/>
       </w:r>
       <w:r>
         <w:rPr>
@@ -7906,7 +7906,7 @@
           <w:lang w:eastAsia="ja-JP"/>
           <w14:ligatures w14:val="none"/>
         </w:rPr>
-        <w:t xml:space="preserve">[23:10 - 23:22] </w:t>
+        <w:t xml:space="preserve"/>
       </w:r>
       <w:r>
         <w:rPr>
@@ -7944,7 +7944,7 @@
           <w:lang w:eastAsia="ja-JP"/>
           <w14:ligatures w14:val="none"/>
         </w:rPr>
-        <w:t xml:space="preserve">[23:22 - 23:32] </w:t>
+        <w:t xml:space="preserve"/>
       </w:r>
       <w:r>
         <w:rPr>
@@ -7982,7 +7982,7 @@
           <w:lang w:eastAsia="ja-JP"/>
           <w14:ligatures w14:val="none"/>
         </w:rPr>
-        <w:t xml:space="preserve">[23:32 - 23:44] </w:t>
+        <w:t xml:space="preserve"/>
       </w:r>
       <w:r>
         <w:rPr>
@@ -8020,7 +8020,7 @@
           <w:lang w:eastAsia="ja-JP"/>
           <w14:ligatures w14:val="none"/>
         </w:rPr>
-        <w:t xml:space="preserve">[23:45 - 23:57] </w:t>
+        <w:t xml:space="preserve"/>
       </w:r>
       <w:r>
         <w:rPr>
@@ -8058,7 +8058,7 @@
           <w:lang w:eastAsia="ja-JP"/>
           <w14:ligatures w14:val="none"/>
         </w:rPr>
-        <w:t xml:space="preserve">[23:57 - 24:07] </w:t>
+        <w:t xml:space="preserve"/>
       </w:r>
       <w:r>
         <w:rPr>
@@ -8096,7 +8096,7 @@
           <w:lang w:eastAsia="ja-JP"/>
           <w14:ligatures w14:val="none"/>
         </w:rPr>
-        <w:t xml:space="preserve">[24:08 - 24:16] </w:t>
+        <w:t xml:space="preserve"/>
       </w:r>
       <w:r>
         <w:rPr>
@@ -8134,7 +8134,7 @@
           <w:lang w:eastAsia="ja-JP"/>
           <w14:ligatures w14:val="none"/>
         </w:rPr>
-        <w:t xml:space="preserve">[24:17 - 24:28] </w:t>
+        <w:t xml:space="preserve"/>
       </w:r>
       <w:r>
         <w:rPr>
@@ -8173,7 +8173,7 @@
           <w14:ligatures w14:val="none"/>
         </w:rPr>
         <w:lastRenderedPageBreak/>
-        <w:t xml:space="preserve">[24:28 - 24:36] </w:t>
+        <w:t xml:space="preserve"/>
       </w:r>
       <w:r>
         <w:rPr>
@@ -8255,7 +8255,7 @@
           <w:lang w:eastAsia="ja-JP"/>
           <w14:ligatures w14:val="none"/>
         </w:rPr>
-        <w:t xml:space="preserve">[24:37 - 24:45] </w:t>
+        <w:t xml:space="preserve"/>
       </w:r>
       <w:r>
         <w:rPr>
@@ -8293,7 +8293,7 @@
           <w:lang w:eastAsia="ja-JP"/>
           <w14:ligatures w14:val="none"/>
         </w:rPr>
-        <w:t xml:space="preserve">[24:45 - 24:54] </w:t>
+        <w:t xml:space="preserve"/>
       </w:r>
       <w:r>
         <w:rPr>
@@ -8375,7 +8375,7 @@
           <w:lang w:eastAsia="ja-JP"/>
           <w14:ligatures w14:val="none"/>
         </w:rPr>
-        <w:t>[24:54 - 25:07] Pero</w:t>
+        <w:t>Pero</w:t>
       </w:r>
       <w:r>
         <w:rPr>
@@ -8413,7 +8413,7 @@
           <w:lang w:eastAsia="ja-JP"/>
           <w14:ligatures w14:val="none"/>
         </w:rPr>
-        <w:t xml:space="preserve">[25:07 - 25:16] </w:t>
+        <w:t xml:space="preserve"/>
       </w:r>
       <w:r>
         <w:rPr>
@@ -8451,7 +8451,7 @@
           <w:lang w:eastAsia="ja-JP"/>
           <w14:ligatures w14:val="none"/>
         </w:rPr>
-        <w:t xml:space="preserve">[25:16 - 25:27] </w:t>
+        <w:t xml:space="preserve"/>
       </w:r>
       <w:r>
         <w:rPr>
@@ -8489,7 +8489,7 @@
           <w:lang w:eastAsia="ja-JP"/>
           <w14:ligatures w14:val="none"/>
         </w:rPr>
-        <w:t xml:space="preserve">[25:27 - 25:38] </w:t>
+        <w:t xml:space="preserve"/>
       </w:r>
       <w:r>
         <w:rPr>
@@ -8527,7 +8527,7 @@
           <w:lang w:eastAsia="ja-JP"/>
           <w14:ligatures w14:val="none"/>
         </w:rPr>
-        <w:t xml:space="preserve">[25:38 - 25:49] </w:t>
+        <w:t xml:space="preserve"/>
       </w:r>
       <w:r>
         <w:rPr>
@@ -8565,7 +8565,7 @@
           <w:lang w:eastAsia="ja-JP"/>
           <w14:ligatures w14:val="none"/>
         </w:rPr>
-        <w:t xml:space="preserve">[25:49 - 25:59] </w:t>
+        <w:t xml:space="preserve"/>
       </w:r>
       <w:r>
         <w:rPr>
@@ -8647,7 +8647,7 @@
           <w:lang w:eastAsia="ja-JP"/>
           <w14:ligatures w14:val="none"/>
         </w:rPr>
-        <w:t xml:space="preserve">[25:59 - 26:02] </w:t>
+        <w:t xml:space="preserve"/>
       </w:r>
       <w:r>
         <w:rPr>
@@ -8731,7 +8731,7 @@
           <w:lang w:eastAsia="ja-JP"/>
           <w14:ligatures w14:val="none"/>
         </w:rPr>
-        <w:t xml:space="preserve">[26:09 - 26:21] </w:t>
+        <w:t xml:space="preserve"/>
       </w:r>
       <w:r>
         <w:rPr>
@@ -8770,7 +8770,7 @@
           <w14:ligatures w14:val="none"/>
         </w:rPr>
         <w:lastRenderedPageBreak/>
-        <w:t xml:space="preserve">[26:22 - 26:33] </w:t>
+        <w:t xml:space="preserve"/>
       </w:r>
       <w:r>
         <w:rPr>
@@ -8808,7 +8808,7 @@
           <w:lang w:eastAsia="ja-JP"/>
           <w14:ligatures w14:val="none"/>
         </w:rPr>
-        <w:t xml:space="preserve">[26:33 - 26:45] </w:t>
+        <w:t xml:space="preserve"/>
       </w:r>
       <w:r>
         <w:rPr>
@@ -8846,7 +8846,7 @@
           <w:lang w:eastAsia="ja-JP"/>
           <w14:ligatures w14:val="none"/>
         </w:rPr>
-        <w:t xml:space="preserve">[26:47 - 26:58] </w:t>
+        <w:t xml:space="preserve"/>
       </w:r>
       <w:r>
         <w:rPr>
@@ -8884,7 +8884,7 @@
           <w:lang w:eastAsia="ja-JP"/>
           <w14:ligatures w14:val="none"/>
         </w:rPr>
-        <w:t xml:space="preserve">[26:59 - 27:07] </w:t>
+        <w:t xml:space="preserve"/>
       </w:r>
       <w:r>
         <w:rPr>
@@ -8922,7 +8922,7 @@
           <w:lang w:eastAsia="ja-JP"/>
           <w14:ligatures w14:val="none"/>
         </w:rPr>
-        <w:t xml:space="preserve">[27:09 - 27:21] </w:t>
+        <w:t xml:space="preserve"/>
       </w:r>
       <w:r>
         <w:rPr>
@@ -8960,7 +8960,7 @@
           <w:lang w:eastAsia="ja-JP"/>
           <w14:ligatures w14:val="none"/>
         </w:rPr>
-        <w:t xml:space="preserve">[27:21 - 27:33] </w:t>
+        <w:t xml:space="preserve"/>
       </w:r>
       <w:r>
         <w:rPr>
@@ -8998,7 +8998,7 @@
           <w:lang w:eastAsia="ja-JP"/>
           <w14:ligatures w14:val="none"/>
         </w:rPr>
-        <w:t xml:space="preserve">[27:34 - 27:44] </w:t>
+        <w:t xml:space="preserve"/>
       </w:r>
       <w:r>
         <w:rPr>
@@ -9036,7 +9036,7 @@
           <w:lang w:eastAsia="ja-JP"/>
           <w14:ligatures w14:val="none"/>
         </w:rPr>
-        <w:t xml:space="preserve">[27:45 - 27:58] </w:t>
+        <w:t xml:space="preserve"/>
       </w:r>
       <w:r>
         <w:rPr>
@@ -9074,7 +9074,7 @@
           <w:lang w:eastAsia="ja-JP"/>
           <w14:ligatures w14:val="none"/>
         </w:rPr>
-        <w:t xml:space="preserve">[27:58 - 28:08] </w:t>
+        <w:t xml:space="preserve"/>
       </w:r>
       <w:r>
         <w:rPr>
@@ -9112,7 +9112,7 @@
           <w:lang w:eastAsia="ja-JP"/>
           <w14:ligatures w14:val="none"/>
         </w:rPr>
-        <w:t xml:space="preserve">[28:08 - 28:18] </w:t>
+        <w:t xml:space="preserve"/>
       </w:r>
       <w:r>
         <w:rPr>
@@ -9150,7 +9150,7 @@
           <w:lang w:eastAsia="ja-JP"/>
           <w14:ligatures w14:val="none"/>
         </w:rPr>
-        <w:t xml:space="preserve">[28:18 - 28:23] </w:t>
+        <w:t xml:space="preserve"/>
       </w:r>
       <w:r>
         <w:rPr>
@@ -9234,7 +9234,7 @@
           <w:lang w:eastAsia="ja-JP"/>
           <w14:ligatures w14:val="none"/>
         </w:rPr>
-        <w:t xml:space="preserve">[28:24 - 28:31] </w:t>
+        <w:t xml:space="preserve"/>
       </w:r>
       <w:r>
         <w:rPr>
@@ -9273,7 +9273,7 @@
           <w14:ligatures w14:val="none"/>
         </w:rPr>
         <w:lastRenderedPageBreak/>
-        <w:t xml:space="preserve">[28:31 - 28:51] </w:t>
+        <w:t xml:space="preserve"/>
       </w:r>
       <w:r>
         <w:rPr>
@@ -9311,7 +9311,7 @@
           <w:lang w:eastAsia="ja-JP"/>
           <w14:ligatures w14:val="none"/>
         </w:rPr>
-        <w:t xml:space="preserve">[28:51 - 29:06] </w:t>
+        <w:t xml:space="preserve"/>
       </w:r>
       <w:r>
         <w:rPr>
@@ -9349,7 +9349,7 @@
           <w:lang w:eastAsia="ja-JP"/>
           <w14:ligatures w14:val="none"/>
         </w:rPr>
-        <w:t xml:space="preserve">[29:07 - 29:17] </w:t>
+        <w:t xml:space="preserve"/>
       </w:r>
       <w:r>
         <w:rPr>
@@ -9387,7 +9387,7 @@
           <w:lang w:eastAsia="ja-JP"/>
           <w14:ligatures w14:val="none"/>
         </w:rPr>
-        <w:t xml:space="preserve">[29:18 - 29:25] </w:t>
+        <w:t xml:space="preserve"/>
       </w:r>
       <w:r>
         <w:rPr>
@@ -9471,7 +9471,7 @@
           <w:lang w:eastAsia="ja-JP"/>
           <w14:ligatures w14:val="none"/>
         </w:rPr>
-        <w:t xml:space="preserve">[29:28 - 29:43] </w:t>
+        <w:t xml:space="preserve"/>
       </w:r>
       <w:r>
         <w:rPr>
@@ -9509,7 +9509,7 @@
           <w:lang w:eastAsia="ja-JP"/>
           <w14:ligatures w14:val="none"/>
         </w:rPr>
-        <w:t xml:space="preserve">[29:43 - 29:53] </w:t>
+        <w:t xml:space="preserve"/>
       </w:r>
       <w:r>
         <w:rPr>
@@ -9547,7 +9547,7 @@
           <w:lang w:eastAsia="ja-JP"/>
           <w14:ligatures w14:val="none"/>
         </w:rPr>
-        <w:t xml:space="preserve">[29:56 - 30:15] </w:t>
+        <w:t xml:space="preserve"/>
       </w:r>
       <w:r>
         <w:rPr>
@@ -9585,7 +9585,7 @@
           <w:lang w:eastAsia="ja-JP"/>
           <w14:ligatures w14:val="none"/>
         </w:rPr>
-        <w:t xml:space="preserve">[30:15 - 30:26] </w:t>
+        <w:t xml:space="preserve"/>
       </w:r>
       <w:r>
         <w:rPr>
@@ -9623,7 +9623,7 @@
           <w:lang w:eastAsia="ja-JP"/>
           <w14:ligatures w14:val="none"/>
         </w:rPr>
-        <w:t xml:space="preserve">[30:26 - 30:33] </w:t>
+        <w:t xml:space="preserve"/>
       </w:r>
       <w:r>
         <w:rPr>
@@ -9661,7 +9661,7 @@
           <w:lang w:eastAsia="ja-JP"/>
           <w14:ligatures w14:val="none"/>
         </w:rPr>
-        <w:t xml:space="preserve">[30:34 - 30:42] </w:t>
+        <w:t xml:space="preserve"/>
       </w:r>
       <w:r>
         <w:rPr>
@@ -9699,7 +9699,7 @@
           <w:lang w:eastAsia="ja-JP"/>
           <w14:ligatures w14:val="none"/>
         </w:rPr>
-        <w:t xml:space="preserve">[30:43 - 30:55] </w:t>
+        <w:t xml:space="preserve"/>
       </w:r>
       <w:r>
         <w:rPr>
@@ -9738,7 +9738,7 @@
           <w14:ligatures w14:val="none"/>
         </w:rPr>
         <w:lastRenderedPageBreak/>
-        <w:t xml:space="preserve">[30:56 - 31:03] </w:t>
+        <w:t xml:space="preserve"/>
       </w:r>
       <w:r>
         <w:rPr>
@@ -9776,7 +9776,7 @@
           <w:lang w:eastAsia="ja-JP"/>
           <w14:ligatures w14:val="none"/>
         </w:rPr>
-        <w:t xml:space="preserve">[31:03 - 31:16] </w:t>
+        <w:t xml:space="preserve"/>
       </w:r>
       <w:r>
         <w:rPr>
@@ -9814,7 +9814,7 @@
           <w:lang w:eastAsia="ja-JP"/>
           <w14:ligatures w14:val="none"/>
         </w:rPr>
-        <w:t xml:space="preserve">[31:16 - 31:26] </w:t>
+        <w:t xml:space="preserve"/>
       </w:r>
       <w:r>
         <w:rPr>
@@ -9852,7 +9852,7 @@
           <w:lang w:eastAsia="ja-JP"/>
           <w14:ligatures w14:val="none"/>
         </w:rPr>
-        <w:t xml:space="preserve">[31:26 - 31:33] </w:t>
+        <w:t xml:space="preserve"/>
       </w:r>
       <w:r>
         <w:rPr>
@@ -9890,7 +9890,7 @@
           <w:lang w:eastAsia="ja-JP"/>
           <w14:ligatures w14:val="none"/>
         </w:rPr>
-        <w:t xml:space="preserve">[31:34 - 31:43] </w:t>
+        <w:t xml:space="preserve"/>
       </w:r>
       <w:r>
         <w:rPr>
@@ -9928,7 +9928,7 @@
           <w:lang w:eastAsia="ja-JP"/>
           <w14:ligatures w14:val="none"/>
         </w:rPr>
-        <w:t xml:space="preserve">[31:44 - 31:55] </w:t>
+        <w:t xml:space="preserve"/>
       </w:r>
       <w:r>
         <w:rPr>
@@ -9966,7 +9966,7 @@
           <w:lang w:eastAsia="ja-JP"/>
           <w14:ligatures w14:val="none"/>
         </w:rPr>
-        <w:t xml:space="preserve">[31:55 - 32:06] </w:t>
+        <w:t xml:space="preserve"/>
       </w:r>
       <w:r>
         <w:rPr>
@@ -10004,7 +10004,7 @@
           <w:lang w:eastAsia="ja-JP"/>
           <w14:ligatures w14:val="none"/>
         </w:rPr>
-        <w:t xml:space="preserve">[32:06 - 32:18] </w:t>
+        <w:t xml:space="preserve"/>
       </w:r>
       <w:r>
         <w:rPr>
@@ -10042,7 +10042,7 @@
           <w:lang w:eastAsia="ja-JP"/>
           <w14:ligatures w14:val="none"/>
         </w:rPr>
-        <w:t xml:space="preserve">[32:21 - 32:30] </w:t>
+        <w:t xml:space="preserve"/>
       </w:r>
       <w:r>
         <w:rPr>
@@ -10080,7 +10080,7 @@
           <w:lang w:eastAsia="ja-JP"/>
           <w14:ligatures w14:val="none"/>
         </w:rPr>
-        <w:t xml:space="preserve">[32:30 - 32:46] </w:t>
+        <w:t xml:space="preserve"/>
       </w:r>
       <w:r>
         <w:rPr>
@@ -10118,7 +10118,7 @@
           <w:lang w:eastAsia="ja-JP"/>
           <w14:ligatures w14:val="none"/>
         </w:rPr>
-        <w:t xml:space="preserve">[32:46 - 32:59] </w:t>
+        <w:t xml:space="preserve"/>
       </w:r>
       <w:r>
         <w:rPr>
@@ -10157,7 +10157,7 @@
           <w14:ligatures w14:val="none"/>
         </w:rPr>
         <w:lastRenderedPageBreak/>
-        <w:t xml:space="preserve">[32:59 - 33:13] </w:t>
+        <w:t xml:space="preserve"/>
       </w:r>
       <w:r>
         <w:rPr>
@@ -10239,7 +10239,7 @@
           <w:lang w:eastAsia="ja-JP"/>
           <w14:ligatures w14:val="none"/>
         </w:rPr>
-        <w:t xml:space="preserve">[33:14 - 33:25] </w:t>
+        <w:t xml:space="preserve"/>
       </w:r>
       <w:r>
         <w:rPr>
@@ -10277,7 +10277,7 @@
           <w:lang w:eastAsia="ja-JP"/>
           <w14:ligatures w14:val="none"/>
         </w:rPr>
-        <w:t xml:space="preserve">[33:26 - 33:34] </w:t>
+        <w:t xml:space="preserve"/>
       </w:r>
       <w:r>
         <w:rPr>
@@ -10361,7 +10361,7 @@
           <w:lang w:eastAsia="ja-JP"/>
           <w14:ligatures w14:val="none"/>
         </w:rPr>
-        <w:t xml:space="preserve">[33:34 - 33:43] </w:t>
+        <w:t xml:space="preserve"/>
       </w:r>
       <w:r>
         <w:rPr>
@@ -10399,7 +10399,7 @@
           <w:lang w:eastAsia="ja-JP"/>
           <w14:ligatures w14:val="none"/>
         </w:rPr>
-        <w:t xml:space="preserve">[33:44 - 33:49] </w:t>
+        <w:t xml:space="preserve"/>
       </w:r>
       <w:r>
         <w:rPr>
@@ -10437,7 +10437,7 @@
           <w:lang w:eastAsia="ja-JP"/>
           <w14:ligatures w14:val="none"/>
         </w:rPr>
-        <w:t xml:space="preserve">[33:49 - 33:57] </w:t>
+        <w:t xml:space="preserve"/>
       </w:r>
       <w:r>
         <w:rPr>
@@ -10475,7 +10475,7 @@
           <w:lang w:eastAsia="ja-JP"/>
           <w14:ligatures w14:val="none"/>
         </w:rPr>
-        <w:t xml:space="preserve">[33:57 - 34:03] </w:t>
+        <w:t xml:space="preserve"/>
       </w:r>
       <w:r>
         <w:rPr>
@@ -10513,7 +10513,7 @@
           <w:lang w:eastAsia="ja-JP"/>
           <w14:ligatures w14:val="none"/>
         </w:rPr>
-        <w:t xml:space="preserve">[34:04 - 34:11] </w:t>
+        <w:t xml:space="preserve"/>
       </w:r>
       <w:r>
         <w:rPr>
@@ -10551,7 +10551,7 @@
           <w:lang w:eastAsia="ja-JP"/>
           <w14:ligatures w14:val="none"/>
         </w:rPr>
-        <w:t xml:space="preserve">[34:12 - 34:20] </w:t>
+        <w:t xml:space="preserve"/>
       </w:r>
       <w:r>
         <w:rPr>
@@ -10589,7 +10589,7 @@
           <w:lang w:eastAsia="ja-JP"/>
           <w14:ligatures w14:val="none"/>
         </w:rPr>
-        <w:t xml:space="preserve">[34:20 - 34:28] </w:t>
+        <w:t xml:space="preserve"/>
       </w:r>
       <w:r>
         <w:rPr>
@@ -10627,7 +10627,7 @@
           <w:lang w:eastAsia="ja-JP"/>
           <w14:ligatures w14:val="none"/>
         </w:rPr>
-        <w:t xml:space="preserve">[34:28 - 34:38] </w:t>
+        <w:t xml:space="preserve"/>
       </w:r>
       <w:r>
         <w:rPr>
@@ -10665,7 +10665,7 @@
           <w:lang w:eastAsia="ja-JP"/>
           <w14:ligatures w14:val="none"/>
         </w:rPr>
-        <w:t xml:space="preserve">[34:38 - 34:45] </w:t>
+        <w:t xml:space="preserve"/>
       </w:r>
       <w:r>
         <w:rPr>
@@ -10704,7 +10704,7 @@
           <w14:ligatures w14:val="none"/>
         </w:rPr>
         <w:lastRenderedPageBreak/>
-        <w:t xml:space="preserve">[34:45 - 34:57] </w:t>
+        <w:t xml:space="preserve"/>
       </w:r>
       <w:r>
         <w:rPr>
@@ -10742,7 +10742,7 @@
           <w:lang w:eastAsia="ja-JP"/>
           <w14:ligatures w14:val="none"/>
         </w:rPr>
-        <w:t xml:space="preserve">[34:57 - 35:09] </w:t>
+        <w:t xml:space="preserve"/>
       </w:r>
       <w:r>
         <w:rPr>
@@ -10780,7 +10780,7 @@
           <w:lang w:eastAsia="ja-JP"/>
           <w14:ligatures w14:val="none"/>
         </w:rPr>
-        <w:t xml:space="preserve">[35:09 - 35:20] </w:t>
+        <w:t xml:space="preserve"/>
       </w:r>
       <w:r>
         <w:rPr>
@@ -10818,7 +10818,7 @@
           <w:lang w:eastAsia="ja-JP"/>
           <w14:ligatures w14:val="none"/>
         </w:rPr>
-        <w:t xml:space="preserve">[35:21 - 35:27] </w:t>
+        <w:t xml:space="preserve"/>
       </w:r>
       <w:r>
         <w:rPr>
@@ -10902,7 +10902,7 @@
           <w:lang w:eastAsia="ja-JP"/>
           <w14:ligatures w14:val="none"/>
         </w:rPr>
-        <w:t xml:space="preserve">[35:27 - 35:34] </w:t>
+        <w:t xml:space="preserve"/>
       </w:r>
       <w:r>
         <w:rPr>
@@ -10940,7 +10940,7 @@
           <w:lang w:eastAsia="ja-JP"/>
           <w14:ligatures w14:val="none"/>
         </w:rPr>
-        <w:t xml:space="preserve">[35:34 - 35:41] </w:t>
+        <w:t xml:space="preserve"/>
       </w:r>
       <w:r>
         <w:rPr>
@@ -11024,7 +11024,7 @@
           <w:lang w:eastAsia="ja-JP"/>
           <w14:ligatures w14:val="none"/>
         </w:rPr>
-        <w:t xml:space="preserve">[35:44 - 35:53] </w:t>
+        <w:t xml:space="preserve"/>
       </w:r>
       <w:r>
         <w:rPr>
@@ -11062,7 +11062,7 @@
           <w:lang w:eastAsia="ja-JP"/>
           <w14:ligatures w14:val="none"/>
         </w:rPr>
-        <w:t xml:space="preserve">[35:53 - 36:04] </w:t>
+        <w:t xml:space="preserve"/>
       </w:r>
       <w:r>
         <w:rPr>
@@ -11100,7 +11100,7 @@
           <w:lang w:eastAsia="ja-JP"/>
           <w14:ligatures w14:val="none"/>
         </w:rPr>
-        <w:t xml:space="preserve">[36:04 - 36:13] </w:t>
+        <w:t xml:space="preserve"/>
       </w:r>
       <w:r>
         <w:rPr>
@@ -11138,7 +11138,7 @@
           <w:lang w:eastAsia="ja-JP"/>
           <w14:ligatures w14:val="none"/>
         </w:rPr>
-        <w:t xml:space="preserve">[36:13 - 36:25] </w:t>
+        <w:t xml:space="preserve"/>
       </w:r>
       <w:r>
         <w:rPr>
@@ -11176,7 +11176,7 @@
           <w:lang w:eastAsia="ja-JP"/>
           <w14:ligatures w14:val="none"/>
         </w:rPr>
-        <w:t xml:space="preserve">[36:25 - 36:34] </w:t>
+        <w:t xml:space="preserve"/>
       </w:r>
       <w:r>
         <w:rPr>
@@ -11215,7 +11215,7 @@
           <w14:ligatures w14:val="none"/>
         </w:rPr>
         <w:lastRenderedPageBreak/>
-        <w:t xml:space="preserve">[36:34 - 36:44] </w:t>
+        <w:t xml:space="preserve"/>
       </w:r>
       <w:r>
         <w:rPr>
@@ -11253,7 +11253,7 @@
           <w:lang w:eastAsia="ja-JP"/>
           <w14:ligatures w14:val="none"/>
         </w:rPr>
-        <w:t xml:space="preserve">[36:45 - 36:57] </w:t>
+        <w:t xml:space="preserve"/>
       </w:r>
       <w:r>
         <w:rPr>
@@ -11291,7 +11291,7 @@
           <w:lang w:eastAsia="ja-JP"/>
           <w14:ligatures w14:val="none"/>
         </w:rPr>
-        <w:t xml:space="preserve">[36:57 - 37:07] </w:t>
+        <w:t xml:space="preserve"/>
       </w:r>
       <w:r>
         <w:rPr>
@@ -11329,7 +11329,7 @@
           <w:lang w:eastAsia="ja-JP"/>
           <w14:ligatures w14:val="none"/>
         </w:rPr>
-        <w:t xml:space="preserve">[37:07 - 37:17] </w:t>
+        <w:t xml:space="preserve"/>
       </w:r>
       <w:r>
         <w:rPr>
@@ -11367,7 +11367,7 @@
           <w:lang w:eastAsia="ja-JP"/>
           <w14:ligatures w14:val="none"/>
         </w:rPr>
-        <w:t xml:space="preserve">[37:17 - 37:27] </w:t>
+        <w:t xml:space="preserve"/>
       </w:r>
       <w:r>
         <w:rPr>
@@ -11405,7 +11405,7 @@
           <w:lang w:eastAsia="ja-JP"/>
           <w14:ligatures w14:val="none"/>
         </w:rPr>
-        <w:t xml:space="preserve">[37:27 - 37:34] </w:t>
+        <w:t xml:space="preserve"/>
       </w:r>
       <w:r>
         <w:rPr>
@@ -11443,7 +11443,7 @@
           <w:lang w:eastAsia="ja-JP"/>
           <w14:ligatures w14:val="none"/>
         </w:rPr>
-        <w:t xml:space="preserve">[37:34 - 37:41] </w:t>
+        <w:t xml:space="preserve"/>
       </w:r>
       <w:r>
         <w:rPr>
@@ -11525,7 +11525,7 @@
           <w:lang w:eastAsia="ja-JP"/>
           <w14:ligatures w14:val="none"/>
         </w:rPr>
-        <w:t xml:space="preserve">[37:41 - 37:42] </w:t>
+        <w:t xml:space="preserve"/>
       </w:r>
       <w:r>
         <w:rPr>
@@ -11563,7 +11563,7 @@
           <w:lang w:eastAsia="ja-JP"/>
           <w14:ligatures w14:val="none"/>
         </w:rPr>
-        <w:t xml:space="preserve">[37:42 - 37:55] </w:t>
+        <w:t xml:space="preserve"/>
       </w:r>
       <w:r>
         <w:rPr>
@@ -11601,7 +11601,7 @@
           <w:lang w:eastAsia="ja-JP"/>
           <w14:ligatures w14:val="none"/>
         </w:rPr>
-        <w:t xml:space="preserve">[37:55 - 37:59] </w:t>
+        <w:t xml:space="preserve"/>
       </w:r>
       <w:r>
         <w:rPr>
@@ -11683,7 +11683,7 @@
           <w:lang w:eastAsia="ja-JP"/>
           <w14:ligatures w14:val="none"/>
         </w:rPr>
-        <w:t xml:space="preserve">[38:01 - 38:13] </w:t>
+        <w:t xml:space="preserve"/>
       </w:r>
       <w:r>
         <w:rPr>
@@ -11721,7 +11721,7 @@
           <w:lang w:eastAsia="ja-JP"/>
           <w14:ligatures w14:val="none"/>
         </w:rPr>
-        <w:t xml:space="preserve">[38:13 - 38:20] </w:t>
+        <w:t xml:space="preserve"/>
       </w:r>
       <w:r>
         <w:rPr>
@@ -11759,7 +11759,7 @@
           <w:lang w:eastAsia="ja-JP"/>
           <w14:ligatures w14:val="none"/>
         </w:rPr>
-        <w:t xml:space="preserve">[38:21 - 38:30] </w:t>
+        <w:t xml:space="preserve"/>
       </w:r>
       <w:r>
         <w:rPr>
@@ -11798,7 +11798,7 @@
           <w14:ligatures w14:val="none"/>
         </w:rPr>
         <w:lastRenderedPageBreak/>
-        <w:t xml:space="preserve">[38:30 - 38:39] </w:t>
+        <w:t xml:space="preserve"/>
       </w:r>
       <w:r>
         <w:rPr>
@@ -11836,7 +11836,7 @@
           <w:lang w:eastAsia="ja-JP"/>
           <w14:ligatures w14:val="none"/>
         </w:rPr>
-        <w:t xml:space="preserve">[38:39 - 38:50] </w:t>
+        <w:t xml:space="preserve"/>
       </w:r>
       <w:r>
         <w:rPr>
@@ -11874,7 +11874,7 @@
           <w:lang w:eastAsia="ja-JP"/>
           <w14:ligatures w14:val="none"/>
         </w:rPr>
-        <w:t xml:space="preserve">[38:51 - 39:00] </w:t>
+        <w:t xml:space="preserve"/>
       </w:r>
       <w:r>
         <w:rPr>
@@ -11912,7 +11912,7 @@
           <w:lang w:eastAsia="ja-JP"/>
           <w14:ligatures w14:val="none"/>
         </w:rPr>
-        <w:t xml:space="preserve">[39:00 - 39:13] </w:t>
+        <w:t xml:space="preserve"/>
       </w:r>
       <w:r>
         <w:rPr>
@@ -11950,7 +11950,7 @@
           <w:lang w:eastAsia="ja-JP"/>
           <w14:ligatures w14:val="none"/>
         </w:rPr>
-        <w:t xml:space="preserve">[39:13 - 39:26] </w:t>
+        <w:t xml:space="preserve"/>
       </w:r>
       <w:r>
         <w:rPr>
@@ -11988,7 +11988,7 @@
           <w:lang w:eastAsia="ja-JP"/>
           <w14:ligatures w14:val="none"/>
         </w:rPr>
-        <w:t xml:space="preserve">[39:26 - 39:27] </w:t>
+        <w:t xml:space="preserve"/>
       </w:r>
       <w:r>
         <w:rPr>
@@ -12070,7 +12070,7 @@
           <w:lang w:eastAsia="ja-JP"/>
           <w14:ligatures w14:val="none"/>
         </w:rPr>
-        <w:t xml:space="preserve">[39:27 - 39:30] </w:t>
+        <w:t xml:space="preserve"/>
       </w:r>
       <w:r>
         <w:rPr>
@@ -12154,7 +12154,7 @@
           <w:lang w:eastAsia="ja-JP"/>
           <w14:ligatures w14:val="none"/>
         </w:rPr>
-        <w:t xml:space="preserve">[39:32 - 39:39] </w:t>
+        <w:t xml:space="preserve"/>
       </w:r>
       <w:r>
         <w:rPr>
@@ -12192,7 +12192,7 @@
           <w:lang w:eastAsia="ja-JP"/>
           <w14:ligatures w14:val="none"/>
         </w:rPr>
-        <w:t xml:space="preserve">[39:39 - 39:46] </w:t>
+        <w:t xml:space="preserve"/>
       </w:r>
       <w:r>
         <w:rPr>
@@ -12230,7 +12230,7 @@
           <w:lang w:eastAsia="ja-JP"/>
           <w14:ligatures w14:val="none"/>
         </w:rPr>
-        <w:t xml:space="preserve">[39:47 - 39:57] </w:t>
+        <w:t xml:space="preserve"/>
       </w:r>
       <w:r>
         <w:rPr>
@@ -12268,7 +12268,7 @@
           <w:lang w:eastAsia="ja-JP"/>
           <w14:ligatures w14:val="none"/>
         </w:rPr>
-        <w:t xml:space="preserve">[39:57 - 40:02] </w:t>
+        <w:t xml:space="preserve"/>
       </w:r>
       <w:r>
         <w:rPr>
@@ -12351,7 +12351,7 @@
           <w14:ligatures w14:val="none"/>
         </w:rPr>
         <w:lastRenderedPageBreak/>
-        <w:t xml:space="preserve">[40:03 - 40:12] </w:t>
+        <w:t xml:space="preserve"/>
       </w:r>
       <w:r>
         <w:rPr>
@@ -12389,7 +12389,7 @@
           <w:lang w:eastAsia="ja-JP"/>
           <w14:ligatures w14:val="none"/>
         </w:rPr>
-        <w:t xml:space="preserve">[40:14 - 40:25] </w:t>
+        <w:t xml:space="preserve"/>
       </w:r>
       <w:r>
         <w:rPr>
@@ -12427,7 +12427,7 @@
           <w:lang w:eastAsia="ja-JP"/>
           <w14:ligatures w14:val="none"/>
         </w:rPr>
-        <w:t xml:space="preserve">[40:25 - 40:31] </w:t>
+        <w:t xml:space="preserve"/>
       </w:r>
       <w:r>
         <w:rPr>
@@ -12465,7 +12465,7 @@
           <w:lang w:eastAsia="ja-JP"/>
           <w14:ligatures w14:val="none"/>
         </w:rPr>
-        <w:t xml:space="preserve">[40:31 - 40:40] </w:t>
+        <w:t xml:space="preserve"/>
       </w:r>
       <w:r>
         <w:rPr>
@@ -12547,7 +12547,7 @@
           <w:lang w:eastAsia="ja-JP"/>
           <w14:ligatures w14:val="none"/>
         </w:rPr>
-        <w:t xml:space="preserve">[40:43 - 40:52] </w:t>
+        <w:t xml:space="preserve"/>
       </w:r>
       <w:r>
         <w:rPr>
@@ -12585,7 +12585,7 @@
           <w:lang w:eastAsia="ja-JP"/>
           <w14:ligatures w14:val="none"/>
         </w:rPr>
-        <w:t xml:space="preserve">[40:53 - 41:01] </w:t>
+        <w:t xml:space="preserve"/>
       </w:r>
       <w:r>
         <w:rPr>
@@ -12623,7 +12623,7 @@
           <w:lang w:eastAsia="ja-JP"/>
           <w14:ligatures w14:val="none"/>
         </w:rPr>
-        <w:t xml:space="preserve">[41:01 - 41:13] </w:t>
+        <w:t xml:space="preserve"/>
       </w:r>
       <w:r>
         <w:rPr>
@@ -12661,7 +12661,7 @@
           <w:lang w:eastAsia="ja-JP"/>
           <w14:ligatures w14:val="none"/>
         </w:rPr>
-        <w:t xml:space="preserve">[41:13 - 41:25] </w:t>
+        <w:t xml:space="preserve"/>
       </w:r>
       <w:r>
         <w:rPr>
@@ -12699,7 +12699,7 @@
           <w:lang w:eastAsia="ja-JP"/>
           <w14:ligatures w14:val="none"/>
         </w:rPr>
-        <w:t xml:space="preserve">[41:25 - 41:38] </w:t>
+        <w:t xml:space="preserve"/>
       </w:r>
       <w:r>
         <w:rPr>
@@ -12737,7 +12737,7 @@
           <w:lang w:eastAsia="ja-JP"/>
           <w14:ligatures w14:val="none"/>
         </w:rPr>
-        <w:t xml:space="preserve">[41:38 - 41:49] </w:t>
+        <w:t xml:space="preserve"/>
       </w:r>
       <w:r>
         <w:rPr>
@@ -12775,7 +12775,7 @@
           <w:lang w:eastAsia="ja-JP"/>
           <w14:ligatures w14:val="none"/>
         </w:rPr>
-        <w:t xml:space="preserve">[41:51 - 42:03] </w:t>
+        <w:t xml:space="preserve"/>
       </w:r>
       <w:r>
         <w:rPr>
@@ -12813,7 +12813,7 @@
           <w:lang w:eastAsia="ja-JP"/>
           <w14:ligatures w14:val="none"/>
         </w:rPr>
-        <w:t xml:space="preserve">[42:03 - 42:12] </w:t>
+        <w:t xml:space="preserve"/>
       </w:r>
       <w:r>
         <w:rPr>
@@ -12852,7 +12852,7 @@
           <w14:ligatures w14:val="none"/>
         </w:rPr>
         <w:lastRenderedPageBreak/>
-        <w:t xml:space="preserve">[42:12 - 42:24] </w:t>
+        <w:t xml:space="preserve"/>
       </w:r>
       <w:r>
         <w:rPr>
@@ -12890,7 +12890,7 @@
           <w:lang w:eastAsia="ja-JP"/>
           <w14:ligatures w14:val="none"/>
         </w:rPr>
-        <w:t xml:space="preserve">[42:24 - 42:36] </w:t>
+        <w:t xml:space="preserve"/>
       </w:r>
       <w:r>
         <w:rPr>
@@ -12928,7 +12928,7 @@
           <w:lang w:eastAsia="ja-JP"/>
           <w14:ligatures w14:val="none"/>
         </w:rPr>
-        <w:t xml:space="preserve">[42:36 - 42:44] </w:t>
+        <w:t xml:space="preserve"/>
       </w:r>
       <w:r>
         <w:rPr>
@@ -12966,7 +12966,7 @@
           <w:lang w:eastAsia="ja-JP"/>
           <w14:ligatures w14:val="none"/>
         </w:rPr>
-        <w:t xml:space="preserve">[42:44 - 42:53] </w:t>
+        <w:t xml:space="preserve"/>
       </w:r>
       <w:r>
         <w:rPr>
@@ -13004,7 +13004,7 @@
           <w:lang w:eastAsia="ja-JP"/>
           <w14:ligatures w14:val="none"/>
         </w:rPr>
-        <w:t xml:space="preserve">[42:54 - 43:05] </w:t>
+        <w:t xml:space="preserve"/>
       </w:r>
       <w:r>
         <w:rPr>
@@ -13042,7 +13042,7 @@
           <w:lang w:eastAsia="ja-JP"/>
           <w14:ligatures w14:val="none"/>
         </w:rPr>
-        <w:t xml:space="preserve">[43:05 - 43:15] </w:t>
+        <w:t xml:space="preserve"/>
       </w:r>
       <w:r>
         <w:rPr>
@@ -13080,7 +13080,7 @@
           <w:lang w:eastAsia="ja-JP"/>
           <w14:ligatures w14:val="none"/>
         </w:rPr>
-        <w:t xml:space="preserve">[43:15 - 43:23] </w:t>
+        <w:t xml:space="preserve"/>
       </w:r>
       <w:r>
         <w:rPr>
@@ -13118,7 +13118,7 @@
           <w:lang w:eastAsia="ja-JP"/>
           <w14:ligatures w14:val="none"/>
         </w:rPr>
-        <w:t xml:space="preserve">[43:23 - 43:34] </w:t>
+        <w:t xml:space="preserve"/>
       </w:r>
       <w:r>
         <w:rPr>
@@ -13156,7 +13156,7 @@
           <w:lang w:eastAsia="ja-JP"/>
           <w14:ligatures w14:val="none"/>
         </w:rPr>
-        <w:t xml:space="preserve">[43:34 - 43:40] </w:t>
+        <w:t xml:space="preserve"/>
       </w:r>
       <w:r>
         <w:rPr>
@@ -13194,7 +13194,7 @@
           <w:lang w:eastAsia="ja-JP"/>
           <w14:ligatures w14:val="none"/>
         </w:rPr>
-        <w:t xml:space="preserve">[43:41 - 43:52] </w:t>
+        <w:t xml:space="preserve"/>
       </w:r>
       <w:r>
         <w:rPr>
@@ -13232,7 +13232,7 @@
           <w:lang w:eastAsia="ja-JP"/>
           <w14:ligatures w14:val="none"/>
         </w:rPr>
-        <w:t xml:space="preserve">[43:53 - 44:01] </w:t>
+        <w:t xml:space="preserve"/>
       </w:r>
       <w:r>
         <w:rPr>
@@ -13314,7 +13314,7 @@
           <w:lang w:eastAsia="ja-JP"/>
           <w14:ligatures w14:val="none"/>
         </w:rPr>
-        <w:t xml:space="preserve">[44:01 - 44:07] </w:t>
+        <w:t xml:space="preserve"/>
       </w:r>
       <w:r>
         <w:rPr>
@@ -13399,7 +13399,7 @@
           <w14:ligatures w14:val="none"/>
         </w:rPr>
         <w:lastRenderedPageBreak/>
-        <w:t xml:space="preserve">[44:07 - 44:20] </w:t>
+        <w:t xml:space="preserve"/>
       </w:r>
       <w:r>
         <w:rPr>
@@ -13437,7 +13437,7 @@
           <w:lang w:eastAsia="ja-JP"/>
           <w14:ligatures w14:val="none"/>
         </w:rPr>
-        <w:t xml:space="preserve">[44:20 - 44:31] </w:t>
+        <w:t xml:space="preserve"/>
       </w:r>
       <w:r>
         <w:rPr>
@@ -13475,7 +13475,7 @@
           <w:lang w:eastAsia="ja-JP"/>
           <w14:ligatures w14:val="none"/>
         </w:rPr>
-        <w:t xml:space="preserve">[44:31 - 44:42] </w:t>
+        <w:t xml:space="preserve"/>
       </w:r>
       <w:r>
         <w:rPr>
@@ -13513,7 +13513,7 @@
           <w:lang w:eastAsia="ja-JP"/>
           <w14:ligatures w14:val="none"/>
         </w:rPr>
-        <w:t xml:space="preserve">[44:43 - 44:45] </w:t>
+        <w:t xml:space="preserve"/>
       </w:r>
       <w:r>
         <w:rPr>
@@ -13595,7 +13595,7 @@
           <w:lang w:eastAsia="ja-JP"/>
           <w14:ligatures w14:val="none"/>
         </w:rPr>
-        <w:t xml:space="preserve">[44:45 - 44:46] </w:t>
+        <w:t xml:space="preserve"/>
       </w:r>
       <w:r>
         <w:rPr>
@@ -13677,7 +13677,7 @@
           <w:lang w:eastAsia="ja-JP"/>
           <w14:ligatures w14:val="none"/>
         </w:rPr>
-        <w:t xml:space="preserve">[44:48 - 44:56] </w:t>
+        <w:t xml:space="preserve"/>
       </w:r>
       <w:r>
         <w:rPr>
@@ -13759,7 +13759,7 @@
           <w:lang w:eastAsia="ja-JP"/>
           <w14:ligatures w14:val="none"/>
         </w:rPr>
-        <w:t xml:space="preserve">[44:57 - 45:08] </w:t>
+        <w:t xml:space="preserve"/>
       </w:r>
       <w:r>
         <w:rPr>
@@ -13797,7 +13797,7 @@
           <w:lang w:eastAsia="ja-JP"/>
           <w14:ligatures w14:val="none"/>
         </w:rPr>
-        <w:t xml:space="preserve">[45:08 - 45:21] </w:t>
+        <w:t xml:space="preserve"/>
       </w:r>
       <w:r>
         <w:rPr>
@@ -13835,7 +13835,7 @@
           <w:lang w:eastAsia="ja-JP"/>
           <w14:ligatures w14:val="none"/>
         </w:rPr>
-        <w:t xml:space="preserve">[45:21 - 45:23] </w:t>
+        <w:t xml:space="preserve"/>
       </w:r>
       <w:r>
         <w:rPr>
@@ -13917,7 +13917,7 @@
           <w:lang w:eastAsia="ja-JP"/>
           <w14:ligatures w14:val="none"/>
         </w:rPr>
-        <w:t xml:space="preserve">[45:24 - 45:26] </w:t>
+        <w:t xml:space="preserve"/>
       </w:r>
       <w:r>
         <w:rPr>
@@ -13955,7 +13955,7 @@
           <w:lang w:eastAsia="ja-JP"/>
           <w14:ligatures w14:val="none"/>
         </w:rPr>
-        <w:t xml:space="preserve">[45:26 - 45:38] </w:t>
+        <w:t xml:space="preserve"/>
       </w:r>
       <w:r>
         <w:rPr>
@@ -13994,7 +13994,7 @@
           <w14:ligatures w14:val="none"/>
         </w:rPr>
         <w:lastRenderedPageBreak/>
-        <w:t xml:space="preserve">[45:38 - 45:49] </w:t>
+        <w:t xml:space="preserve"/>
       </w:r>
       <w:r>
         <w:rPr>
@@ -14032,7 +14032,7 @@
           <w:lang w:eastAsia="ja-JP"/>
           <w14:ligatures w14:val="none"/>
         </w:rPr>
-        <w:t xml:space="preserve">[45:49 - 45:58] </w:t>
+        <w:t xml:space="preserve"/>
       </w:r>
       <w:r>
         <w:rPr>
@@ -14070,7 +14070,7 @@
           <w:lang w:eastAsia="ja-JP"/>
           <w14:ligatures w14:val="none"/>
         </w:rPr>
-        <w:t xml:space="preserve">[45:58 - 46:03] </w:t>
+        <w:t xml:space="preserve"/>
       </w:r>
       <w:r>
         <w:rPr>
@@ -14154,7 +14154,7 @@
           <w:lang w:eastAsia="ja-JP"/>
           <w14:ligatures w14:val="none"/>
         </w:rPr>
-        <w:t xml:space="preserve">[46:03 - 46:14] </w:t>
+        <w:t xml:space="preserve"/>
       </w:r>
       <w:r>
         <w:rPr>
@@ -14192,7 +14192,7 @@
           <w:lang w:eastAsia="ja-JP"/>
           <w14:ligatures w14:val="none"/>
         </w:rPr>
-        <w:t xml:space="preserve">[46:14 - 46:26] </w:t>
+        <w:t xml:space="preserve"/>
       </w:r>
       <w:r>
         <w:rPr>
@@ -14230,7 +14230,7 @@
           <w:lang w:eastAsia="ja-JP"/>
           <w14:ligatures w14:val="none"/>
         </w:rPr>
-        <w:t xml:space="preserve">[46:26 - 46:32] </w:t>
+        <w:t xml:space="preserve"/>
       </w:r>
       <w:r>
         <w:rPr>
@@ -14312,7 +14312,7 @@
           <w:lang w:eastAsia="ja-JP"/>
           <w14:ligatures w14:val="none"/>
         </w:rPr>
-        <w:t xml:space="preserve">[46:35 - 46:45] </w:t>
+        <w:t xml:space="preserve"/>
       </w:r>
       <w:r>
         <w:rPr>
@@ -14350,7 +14350,7 @@
           <w:lang w:eastAsia="ja-JP"/>
           <w14:ligatures w14:val="none"/>
         </w:rPr>
-        <w:t xml:space="preserve">[46:45 - 46:56] </w:t>
+        <w:t xml:space="preserve"/>
       </w:r>
       <w:r>
         <w:rPr>
@@ -14388,7 +14388,7 @@
           <w:lang w:eastAsia="ja-JP"/>
           <w14:ligatures w14:val="none"/>
         </w:rPr>
-        <w:t xml:space="preserve">[46:58 - 47:09] </w:t>
+        <w:t xml:space="preserve"/>
       </w:r>
       <w:r>
         <w:rPr>
@@ -14426,7 +14426,7 @@
           <w:lang w:eastAsia="ja-JP"/>
           <w14:ligatures w14:val="none"/>
         </w:rPr>
-        <w:t xml:space="preserve">[47:09 - 47:21] </w:t>
+        <w:t xml:space="preserve"/>
       </w:r>
       <w:r>
         <w:rPr>
@@ -14464,7 +14464,7 @@
           <w:lang w:eastAsia="ja-JP"/>
           <w14:ligatures w14:val="none"/>
         </w:rPr>
-        <w:t xml:space="preserve">[47:22 - 47:35] </w:t>
+        <w:t xml:space="preserve"/>
       </w:r>
       <w:r>
         <w:rPr>
@@ -14502,7 +14502,7 @@
           <w:lang w:eastAsia="ja-JP"/>
           <w14:ligatures w14:val="none"/>
         </w:rPr>
-        <w:t xml:space="preserve">[47:36 - 47:48] </w:t>
+        <w:t xml:space="preserve"/>
       </w:r>
       <w:r>
         <w:rPr>
@@ -14541,7 +14541,7 @@
           <w14:ligatures w14:val="none"/>
         </w:rPr>
         <w:lastRenderedPageBreak/>
-        <w:t xml:space="preserve">[47:49 - 48:00] </w:t>
+        <w:t xml:space="preserve"/>
       </w:r>
       <w:r>
         <w:rPr>
@@ -14623,7 +14623,7 @@
           <w:lang w:eastAsia="ja-JP"/>
           <w14:ligatures w14:val="none"/>
         </w:rPr>
-        <w:t xml:space="preserve">[48:01 - 48:05] </w:t>
+        <w:t xml:space="preserve"/>
       </w:r>
       <w:r>
         <w:rPr>
@@ -14705,7 +14705,7 @@
           <w:lang w:eastAsia="ja-JP"/>
           <w14:ligatures w14:val="none"/>
         </w:rPr>
-        <w:t xml:space="preserve">[48:05 - 48:06] </w:t>
+        <w:t xml:space="preserve"/>
       </w:r>
       <w:r>
         <w:rPr>
@@ -14787,7 +14787,7 @@
           <w:lang w:eastAsia="ja-JP"/>
           <w14:ligatures w14:val="none"/>
         </w:rPr>
-        <w:t xml:space="preserve">[48:06 - 48:16] </w:t>
+        <w:t xml:space="preserve"/>
       </w:r>
       <w:r>
         <w:rPr>
@@ -14871,7 +14871,7 @@
           <w:lang w:eastAsia="ja-JP"/>
           <w14:ligatures w14:val="none"/>
         </w:rPr>
-        <w:t xml:space="preserve">[48:17 - 48:24] </w:t>
+        <w:t xml:space="preserve"/>
       </w:r>
       <w:r>
         <w:rPr>
@@ -14909,7 +14909,7 @@
           <w:lang w:eastAsia="ja-JP"/>
           <w14:ligatures w14:val="none"/>
         </w:rPr>
-        <w:t xml:space="preserve">[48:24 - 48:31] </w:t>
+        <w:t xml:space="preserve"/>
       </w:r>
       <w:r>
         <w:rPr>
@@ -14947,7 +14947,7 @@
           <w:lang w:eastAsia="ja-JP"/>
           <w14:ligatures w14:val="none"/>
         </w:rPr>
-        <w:t xml:space="preserve">[48:31 - 48:43] </w:t>
+        <w:t xml:space="preserve"/>
       </w:r>
       <w:r>
         <w:rPr>
@@ -14985,7 +14985,7 @@
           <w:lang w:eastAsia="ja-JP"/>
           <w14:ligatures w14:val="none"/>
         </w:rPr>
-        <w:t xml:space="preserve">[48:43 - 48:53] </w:t>
+        <w:t xml:space="preserve"/>
       </w:r>
       <w:r>
         <w:rPr>
@@ -15023,7 +15023,7 @@
           <w:lang w:eastAsia="ja-JP"/>
           <w14:ligatures w14:val="none"/>
         </w:rPr>
-        <w:t xml:space="preserve">[48:53 - 48:57] </w:t>
+        <w:t xml:space="preserve"/>
       </w:r>
       <w:r>
         <w:rPr>
@@ -15108,7 +15108,7 @@
           <w14:ligatures w14:val="none"/>
         </w:rPr>
         <w:lastRenderedPageBreak/>
-        <w:t xml:space="preserve">[48:58 - 49:11] </w:t>
+        <w:t xml:space="preserve"/>
       </w:r>
       <w:r>
         <w:rPr>
@@ -15146,7 +15146,7 @@
           <w:lang w:eastAsia="ja-JP"/>
           <w14:ligatures w14:val="none"/>
         </w:rPr>
-        <w:t xml:space="preserve">[49:11 - 49:15] </w:t>
+        <w:t xml:space="preserve"/>
       </w:r>
       <w:r>
         <w:rPr>
@@ -15184,7 +15184,7 @@
           <w:lang w:eastAsia="ja-JP"/>
           <w14:ligatures w14:val="none"/>
         </w:rPr>
-        <w:t xml:space="preserve">[49:15 - 49:24] </w:t>
+        <w:t xml:space="preserve"/>
       </w:r>
       <w:r>
         <w:rPr>
@@ -15222,7 +15222,7 @@
           <w:lang w:eastAsia="ja-JP"/>
           <w14:ligatures w14:val="none"/>
         </w:rPr>
-        <w:t xml:space="preserve">[49:25 - 49:35] </w:t>
+        <w:t xml:space="preserve"/>
       </w:r>
       <w:r>
         <w:rPr>
@@ -15260,7 +15260,7 @@
           <w:lang w:eastAsia="ja-JP"/>
           <w14:ligatures w14:val="none"/>
         </w:rPr>
-        <w:t xml:space="preserve">[49:35 - 49:44] </w:t>
+        <w:t xml:space="preserve"/>
       </w:r>
       <w:r>
         <w:rPr>
@@ -15298,7 +15298,7 @@
           <w:lang w:eastAsia="ja-JP"/>
           <w14:ligatures w14:val="none"/>
         </w:rPr>
-        <w:t xml:space="preserve">[49:45 - 49:55] </w:t>
+        <w:t xml:space="preserve"/>
       </w:r>
       <w:r>
         <w:rPr>
@@ -15336,7 +15336,7 @@
           <w:lang w:eastAsia="ja-JP"/>
           <w14:ligatures w14:val="none"/>
         </w:rPr>
-        <w:t xml:space="preserve">[49:56 - 50:03] </w:t>
+        <w:t xml:space="preserve"/>
       </w:r>
       <w:r>
         <w:rPr>
@@ -15374,7 +15374,7 @@
           <w:lang w:eastAsia="ja-JP"/>
           <w14:ligatures w14:val="none"/>
         </w:rPr>
-        <w:t xml:space="preserve">[50:04 - 50:16] </w:t>
+        <w:t xml:space="preserve"/>
       </w:r>
       <w:r>
         <w:rPr>
@@ -15412,7 +15412,7 @@
           <w:lang w:eastAsia="ja-JP"/>
           <w14:ligatures w14:val="none"/>
         </w:rPr>
-        <w:t xml:space="preserve">[50:16 - 50:23] </w:t>
+        <w:t xml:space="preserve"/>
       </w:r>
       <w:r>
         <w:rPr>
@@ -15450,7 +15450,7 @@
           <w:lang w:eastAsia="ja-JP"/>
           <w14:ligatures w14:val="none"/>
         </w:rPr>
-        <w:t xml:space="preserve">[50:23 - 50:29] </w:t>
+        <w:t xml:space="preserve"/>
       </w:r>
       <w:r>
         <w:rPr>
@@ -15488,7 +15488,7 @@
           <w:lang w:eastAsia="ja-JP"/>
           <w14:ligatures w14:val="none"/>
         </w:rPr>
-        <w:t xml:space="preserve">[50:30 - 50:39] </w:t>
+        <w:t xml:space="preserve"/>
       </w:r>
       <w:r>
         <w:rPr>
@@ -15570,7 +15570,7 @@
           <w:lang w:eastAsia="ja-JP"/>
           <w14:ligatures w14:val="none"/>
         </w:rPr>
-        <w:t xml:space="preserve">[50:40 - 50:46] </w:t>
+        <w:t xml:space="preserve"/>
       </w:r>
       <w:r>
         <w:rPr>
@@ -15652,7 +15652,7 @@
           <w:lang w:eastAsia="ja-JP"/>
           <w14:ligatures w14:val="none"/>
         </w:rPr>
-        <w:t xml:space="preserve">[50:47 - 50:58] </w:t>
+        <w:t xml:space="preserve"/>
       </w:r>
       <w:r>
         <w:rPr>
@@ -15691,7 +15691,7 @@
           <w14:ligatures w14:val="none"/>
         </w:rPr>
         <w:lastRenderedPageBreak/>
-        <w:t xml:space="preserve">[50:58 - 51:06] </w:t>
+        <w:t xml:space="preserve"/>
       </w:r>
       <w:r>
         <w:rPr>
@@ -15775,7 +15775,7 @@
           <w:lang w:eastAsia="ja-JP"/>
           <w14:ligatures w14:val="none"/>
         </w:rPr>
-        <w:t xml:space="preserve">[51:08 - 51:13] </w:t>
+        <w:t xml:space="preserve"/>
       </w:r>
       <w:r>
         <w:rPr>
@@ -15857,7 +15857,7 @@
           <w:lang w:eastAsia="ja-JP"/>
           <w14:ligatures w14:val="none"/>
         </w:rPr>
-        <w:t xml:space="preserve">[51:13 - 51:26] </w:t>
+        <w:t xml:space="preserve"/>
       </w:r>
       <w:r>
         <w:rPr>
@@ -15895,7 +15895,7 @@
           <w:lang w:eastAsia="ja-JP"/>
           <w14:ligatures w14:val="none"/>
         </w:rPr>
-        <w:t xml:space="preserve">[51:26 - 51:34] </w:t>
+        <w:t xml:space="preserve"/>
       </w:r>
       <w:r>
         <w:rPr>
@@ -15977,7 +15977,7 @@
           <w:lang w:eastAsia="ja-JP"/>
           <w14:ligatures w14:val="none"/>
         </w:rPr>
-        <w:t xml:space="preserve">[51:37 - 51:44] </w:t>
+        <w:t xml:space="preserve"/>
       </w:r>
       <w:r>
         <w:rPr>
@@ -16015,7 +16015,7 @@
           <w:lang w:eastAsia="ja-JP"/>
           <w14:ligatures w14:val="none"/>
         </w:rPr>
-        <w:t xml:space="preserve">[51:45 - 51:54] </w:t>
+        <w:t xml:space="preserve"/>
       </w:r>
       <w:r>
         <w:rPr>
@@ -16053,7 +16053,7 @@
           <w:lang w:eastAsia="ja-JP"/>
           <w14:ligatures w14:val="none"/>
         </w:rPr>
-        <w:t xml:space="preserve">[51:55 - 52:05] </w:t>
+        <w:t xml:space="preserve"/>
       </w:r>
       <w:r>
         <w:rPr>
@@ -16091,7 +16091,7 @@
           <w:lang w:eastAsia="ja-JP"/>
           <w14:ligatures w14:val="none"/>
         </w:rPr>
-        <w:t xml:space="preserve">[52:05 - 52:15] </w:t>
+        <w:t xml:space="preserve"/>
       </w:r>
       <w:r>
         <w:rPr>
@@ -16129,7 +16129,7 @@
           <w:lang w:eastAsia="ja-JP"/>
           <w14:ligatures w14:val="none"/>
         </w:rPr>
-        <w:t xml:space="preserve">[52:15 - 52:21] </w:t>
+        <w:t xml:space="preserve"/>
       </w:r>
       <w:r>
         <w:rPr>
@@ -16212,7 +16212,7 @@
           <w14:ligatures w14:val="none"/>
         </w:rPr>
         <w:lastRenderedPageBreak/>
-        <w:t xml:space="preserve">[52:23 - 52:36] </w:t>
+        <w:t xml:space="preserve"/>
       </w:r>
       <w:r>
         <w:rPr>
@@ -16250,7 +16250,7 @@
           <w:lang w:eastAsia="ja-JP"/>
           <w14:ligatures w14:val="none"/>
         </w:rPr>
-        <w:t xml:space="preserve">[52:37 - 52:49] </w:t>
+        <w:t xml:space="preserve"/>
       </w:r>
       <w:r>
         <w:rPr>
@@ -16288,7 +16288,7 @@
           <w:lang w:eastAsia="ja-JP"/>
           <w14:ligatures w14:val="none"/>
         </w:rPr>
-        <w:t xml:space="preserve">[52:49 - 52:53] </w:t>
+        <w:t xml:space="preserve"/>
       </w:r>
       <w:r>
         <w:rPr>
@@ -16370,7 +16370,7 @@
           <w:lang w:eastAsia="ja-JP"/>
           <w14:ligatures w14:val="none"/>
         </w:rPr>
-        <w:t xml:space="preserve">[52:54 - 52:58] </w:t>
+        <w:t xml:space="preserve"/>
       </w:r>
       <w:r>
         <w:rPr>
@@ -16452,7 +16452,7 @@
           <w:lang w:eastAsia="ja-JP"/>
           <w14:ligatures w14:val="none"/>
         </w:rPr>
-        <w:t xml:space="preserve">[52:58 - 53:03] </w:t>
+        <w:t xml:space="preserve"/>
       </w:r>
       <w:r>
         <w:rPr>
@@ -16534,7 +16534,7 @@
           <w:lang w:eastAsia="ja-JP"/>
           <w14:ligatures w14:val="none"/>
         </w:rPr>
-        <w:t xml:space="preserve">[53:05 - 53:14] </w:t>
+        <w:t xml:space="preserve"/>
       </w:r>
       <w:r>
         <w:rPr>
@@ -16572,7 +16572,7 @@
           <w:lang w:eastAsia="ja-JP"/>
           <w14:ligatures w14:val="none"/>
         </w:rPr>
-        <w:t xml:space="preserve">[53:16 - 53:23] </w:t>
+        <w:t xml:space="preserve"/>
       </w:r>
       <w:r>
         <w:rPr>
@@ -16654,7 +16654,7 @@
           <w:lang w:eastAsia="ja-JP"/>
           <w14:ligatures w14:val="none"/>
         </w:rPr>
-        <w:t xml:space="preserve">[53:23 - 53:36] </w:t>
+        <w:t xml:space="preserve"/>
       </w:r>
       <w:r>
         <w:rPr>
@@ -16692,7 +16692,7 @@
           <w:lang w:eastAsia="ja-JP"/>
           <w14:ligatures w14:val="none"/>
         </w:rPr>
-        <w:t xml:space="preserve">[53:36 - 53:40] </w:t>
+        <w:t xml:space="preserve"/>
       </w:r>
       <w:r>
         <w:rPr>
@@ -16774,7 +16774,7 @@
           <w:lang w:eastAsia="ja-JP"/>
           <w14:ligatures w14:val="none"/>
         </w:rPr>
-        <w:t xml:space="preserve">[53:40 - 53:41] </w:t>
+        <w:t xml:space="preserve"/>
       </w:r>
       <w:r>
         <w:rPr>
@@ -16858,7 +16858,7 @@
           <w:lang w:eastAsia="ja-JP"/>
           <w14:ligatures w14:val="none"/>
         </w:rPr>
-        <w:t xml:space="preserve">[53:41 - 53:42] </w:t>
+        <w:t xml:space="preserve"/>
       </w:r>
       <w:r>
         <w:rPr>
